--- a/memoire-ngoma/livrables/Annexe_1_Entretiens_remplis.docx
+++ b/memoire-ngoma/livrables/Annexe_1_Entretiens_remplis.docx
@@ -4560,7 +4560,7 @@
           <w:sz w:val="20"/>
           <w:szCs w:val="20"/>
         </w:rPr>
-        <w:t xml:space="preserve">La tension, c'est aux constantes, au tout début. C'est systématique, ça fait partie des constantes comme le poids. Le sucre… (silence) le sucre c'est différent. Le glucomètre est au laboratoire, pas chez nous. À la première visite, toutes les femmes font le sucre avec le bilan : j'écris le bon, et la femme va faire la queue au labo. Ça, c'est pour toutes. Mais après, on ne le refait que quand il y a quelque chose qui nous inquiète : une femme corpulente, une femme qui a déjà eu un gros bébé, une femme dont la mère est diabétique, ou si la bandelette urinaire montre du sucre.</w:t>
+        <w:t xml:space="preserve">La tension, c'est aux constantes, au tout début. C'est systématique, ça fait partie des constantes comme le poids. Le sucre aussi, à la première visite : le glucomètre est au poste de constantes, on pique le doigt de toutes les femmes qui viennent pour la première fois, et on écrit le chiffre dans le carnet et dans le registre. Ça, c'est pour toutes. Mais après, on ne le refait que quand il y a quelque chose qui nous inquiète : une femme corpulente, une femme qui a déjà eu un gros bébé, une femme dont la mère est diabétique, ou si la bandelette urinaire montre du sucre.</w:t>
       </w:r>
     </w:p>
     <w:p>
@@ -4660,7 +4660,7 @@
           <w:sz w:val="20"/>
           <w:szCs w:val="20"/>
         </w:rPr>
-        <w:t xml:space="preserve">À la première visite, toutes font le sucre avec le bilan. Après, plus rien, sauf si quelque chose m'inquiète. Une femme normale à trois mois, je ne sais plus rien d'elle à sept mois. Et le diabète de la grossesse, on nous a appris qu'il vient plutôt vers le sixième mois.</w:t>
+        <w:t xml:space="preserve">À la première visite, toutes font le sucre, ici, au glucomètre. Après, plus rien, sauf si quelque chose m'inquiète. Une femme normale à trois mois, je ne sais plus rien d'elle à sept mois. Et le diabète de la grossesse, on nous a appris qu'il vient plutôt vers le sixième mois.</w:t>
       </w:r>
     </w:p>
     <w:p>
@@ -5055,7 +5055,7 @@
           <w:sz w:val="20"/>
           <w:szCs w:val="20"/>
         </w:rPr>
-        <w:t xml:space="preserve">La tension, c'est devenu une routine, ça ne me demande rien. Le sucre, c'est autre chose : c'est une charge en plus, et une charge dont je n'ai pas les moyens. Si je compare avec le reste — le fer, la sérologie, le paludisme, le suivi du bébé — le dépistage de ces deux maladies vient après. Pas parce que c'est moins important, mais parce que le reste est demandé, et ça, personne ne le demande vraiment.</w:t>
+        <w:t xml:space="preserve">La tension, c'est devenu une routine, ça ne me demande rien. Le sucre de la première visite aussi, maintenant, quand il y a des bandelettes. Ce qui me demande quelque chose, c'est le reste : le refaire au bon moment, rattraper celles qui l'ont manqué. Si je compare avec le reste — le fer, la sérologie, le paludisme, le suivi du bébé — ça vient après. Pas parce que c'est moins important, mais parce que le reste est demandé, et ça, personne ne le demande vraiment.</w:t>
       </w:r>
     </w:p>
     <w:p>
@@ -5181,7 +5181,7 @@
           <w:sz w:val="20"/>
           <w:szCs w:val="20"/>
         </w:rPr>
-        <w:t xml:space="preserve">En juin et juillet le laboratoire n'a eu aucune bandelette de glycémie pendant six semaines. Six semaines. Pendant ce temps-là, une femme corpulente avec des antécédents, je ne pouvais rien faire, je l'envoyais à l'hôpital pour une glycémie — et beaucoup n'y allaient pas, parce que c'est un déplacement, c'est un jour de travail perdu. Donc concrètement, pendant six semaines, le dépistage du diabète n'existait pas ici.</w:t>
+        <w:t xml:space="preserve">En juin et juillet nous n'avons eu aucune bandelette de glycémie pendant six semaines. Six semaines. Toutes les femmes venues pour leur première visite pendant ce temps-là sont reparties sans le test, et personne ne les a rappelées quand les bandelettes sont revenues : on n'a pas de liste, et à la visite suivante on ne pense pas à regarder si la case est vide. Une femme corpulente avec des antécédents, je l'envoyais à l'hôpital — et beaucoup n'y allaient pas, parce que c'est un déplacement, c'est un jour de travail perdu. Donc concrètement, pendant six semaines, le dépistage du diabète n'existait pas ici, et pour ces femmes-là il n'a jamais existé.</w:t>
       </w:r>
     </w:p>
     <w:p>
@@ -5604,7 +5604,7 @@
           <w:sz w:val="20"/>
           <w:szCs w:val="20"/>
         </w:rPr>
-        <w:t xml:space="preserve">Les bandelettes. Un approvisionnement régulier en bandelettes de glycémie, avec une part réservée à la CPN au laboratoire — aujourd'hui, la consultation des malades chroniques passe avant nous. Pourquoi celle-là ? Parce que pour la tension, nous savons faire et nous avons l'appareil : ce qui manque, c'est la moitié du dépistage. Aujourd'hui je fais la moitié du travail et j'appelle ça un dépistage.</w:t>
+        <w:t xml:space="preserve">Les bandelettes. Un approvisionnement régulier en bandelettes de glycémie pour la CPN, qui ne dépende pas de ce qui reste après la consultation des malades chroniques — quand le stock baisse, ce sont eux qui passent avant nous. Pourquoi celle-là ? Parce que le test, nous savons le faire et nous avons l'appareil : ce qui manque, ce sont les semaines où il n'y a rien. Ces semaines-là, je fais la moitié du travail et j'appelle ça un dépistage.</w:t>
       </w:r>
     </w:p>
     <w:p>
@@ -6765,7 +6765,7 @@
           <w:sz w:val="20"/>
           <w:szCs w:val="20"/>
         </w:rPr>
-        <w:t xml:space="preserve">La tension est dans les constantes, donc au début et de façon systématique — chez nous vraiment systématique, parce qu'il y a une salle pour ça et une personne pour ça. Le sucre, c'est autre chose. À la première visite, il est dans le bilan, pour toutes : le labo le fait avec le reste, quand il a des bandelettes. Mais les bandelettes sont comptées : le labo en a douze ce mois, et il les garde d'abord pour les malades chroniques. Après la première visite, la recherche du sucre n'est plus dans le déroulement : elle dépend de moi, de mon jugement, de ce que je trouve à la bandelette urinaire. Et ça, c'est un problème, parce que ce qui dépend du jugement de chacune n'est pas égal d'une femme à l'autre.</w:t>
+        <w:t xml:space="preserve">La tension est dans les constantes, donc au début et de façon systématique — chez nous vraiment systématique, parce qu'il y a une salle pour ça et une personne pour ça. Le sucre aussi, à la première visite, pour toutes : la personne des constantes pique le doigt avec le glucomètre, quand il y a des bandelettes. Mais les bandelettes sont comptées : douze ce mois, et la pharmacie sert aussi les malades chroniques. Après la première visite, la recherche du sucre n'est plus dans le déroulement : elle dépend de moi, de mon jugement, de ce que je trouve à la bandelette urinaire. Et ça, c'est un problème, parce que ce qui dépend du jugement de chacune n'est pas égal d'une femme à l'autre.</w:t>
       </w:r>
     </w:p>
     <w:p>
@@ -7110,7 +7110,7 @@
           <w:sz w:val="20"/>
           <w:szCs w:val="20"/>
         </w:rPr>
-        <w:t xml:space="preserve">Pour la tension, c'est intégré, je ne le pense même plus. Pour le sucre, c'est devenu quelque chose que je n'ai plus l'habitude de faire, et ça, c'est dangereux : ce qu'on ne fait pas, on cesse d'y penser. Par rapport au reste — le fer, le paludisme, le VIH, la position du bébé — je dirais que ces deux maladies sont en bas de ma liste mentale. Pas par choix. Par habitude installée par le manque.</w:t>
+        <w:t xml:space="preserve">Pour la tension, c'est intégré, je ne le pense même plus. Pour le sucre de la première visite aussi, quand on a les bandelettes. Mais le refaire plus tard, c'est devenu quelque chose que je n'ai plus l'habitude de faire, et ça, c'est dangereux : ce qu'on ne fait pas, on cesse d'y penser. Par rapport au reste — le fer, le paludisme, le VIH, la position du bébé — je dirais que ces deux maladies sont en bas de ma liste mentale. Pas par choix. Par habitude installée par le manque.</w:t>
       </w:r>
     </w:p>
     <w:p>
@@ -7236,7 +7236,7 @@
           <w:sz w:val="20"/>
           <w:szCs w:val="20"/>
         </w:rPr>
-        <w:t xml:space="preserve">Pendant la rupture de bandelettes, il y a eu une femme : trente-huit ans, quatrième grossesse, très corpulente, un enfant précédent de plus de quatre kilos. Le cas typique. Le laboratoire n'avait plus rien. Je l'ai envoyée faire une glycémie à l'hôpital. Elle est revenue au rendez-vous suivant sans l'avoir faite — pas d'argent pour le déplacement ce jour-là, et elle avait un autre problème plus urgent. Donc je n'ai jamais su. Elle a accouché, tout s'est bien passé, mais je n'ai jamais su.</w:t>
+        <w:t xml:space="preserve">Pendant la rupture de bandelettes, il y a eu une femme : trente-huit ans, quatrième grossesse, très corpulente, un enfant précédent de plus de quatre kilos. Le cas typique. Elle venait pour sa première visite et nous n'avions plus rien pour le test. Je l'ai envoyée faire une glycémie à l'hôpital. Elle est revenue au rendez-vous suivant sans l'avoir faite — pas d'argent pour le déplacement ce jour-là, et elle avait un autre problème plus urgent. Les bandelettes étaient revenues entre-temps, mais personne n'a pensé à lui refaire le test : sa case était vide, et on ne regarde pas les cases vides. Donc je n'ai jamais su. Elle a accouché, tout s'est bien passé, mais je n'ai jamais su.</w:t>
       </w:r>
     </w:p>
     <w:p>
@@ -7364,7 +7364,7 @@
           <w:sz w:val="20"/>
           <w:szCs w:val="20"/>
         </w:rPr>
-        <w:t xml:space="preserve">Celles qui viennent des collines les plus éloignées, celles qui n'ont pas payé la mutuelle, et celles qui viennent accompagnées de leur belle-mère plutôt que seules — parce qu'alors ce n'est pas elle qui décide de revenir. Je sais d'avance que si je trouve quelque chose, ça va se perdre en route. Et je crois — c'est désagréable à dire — que ça influence l'énergie que je mets à chercher.</w:t>
+        <w:t xml:space="preserve">Celles qui viennent des collines les plus éloignées, celles qui n'ont pas payé la mutuelle, et celles qui viennent accompagnées de leur belle-mère plutôt que seules — parce qu'alors ce n'est pas elle qui décide de revenir. Je sais d'avance que si je trouve quelque chose, ça va se perdre en route. Et je crois — c'est désagréable à dire — que ça influence l'énergie que je mets à chercher. Et celles qui ont les moyens, quand on leur trouve quelque chose, achètent un tensiomètre et reviennent avec leurs chiffres : elles sont suivies deux fois, par nous et par elles-mêmes. Les autres n'ont que le rendez-vous.</w:t>
       </w:r>
     </w:p>
     <w:p>
@@ -8670,7 +8670,7 @@
           <w:sz w:val="20"/>
           <w:szCs w:val="20"/>
         </w:rPr>
-        <w:t xml:space="preserve">La tension, c'est avec le poids, au début. Le sucre… (long silence) normalement, il est dans le bilan de la première visite, pour toutes. Mais il y a un seul glucomètre, au laboratoire, et il sert pour la consultation des malades chroniques. Je n'ai jamais pu envoyer une femme enceinte faire le sucre là-bas. Alors le sucre, je ne le fais pas.</w:t>
+        <w:t xml:space="preserve">La tension, c'est avec le poids, au début. Le sucre… (long silence) normalement, il est fait à la première visite, pour toutes, avec le glucomètre qui est ici, dans la salle. Mais c'est ma collègue qui le fait. Moi, je ne sais pas me servir de l'appareil. Quand elle est à la vaccination ou en congé, les femmes de la première visite repartent sans le sucre.</w:t>
       </w:r>
     </w:p>
     <w:p>
@@ -8720,7 +8720,7 @@
           <w:sz w:val="20"/>
           <w:szCs w:val="20"/>
         </w:rPr>
-        <w:t xml:space="preserve">Je n'ai jamais fait de test de sucre depuis que je travaille ici. Jamais. La case est sur la fiche de la première visite, mais je la laisse vide. Si je pense qu'il faut le faire, j'écris sur le carnet d'aller à l'hôpital. Mais je ne sais pas si elles y vont. À l'école on nous a montré comment faire, avec l'appareil, mais ici le laboratoire ne le fait pas pour nous, donc… (silence) j'ai un peu oublié, pour être honnête.</w:t>
+        <w:t xml:space="preserve">Je n'ai jamais fait de test de sucre depuis que je travaille ici. Jamais. La case est sur la fiche de la première visite ; quand je suis seule, je la laisse vide. À l'école on nous a montré l'appareil une fois, mais je ne l'ai jamais tenu moi-même, et ici personne ne m'a appris. J'ai honte de demander, après deux ans. Et les femmes que je laisse partir sans le test, je ne sais pas si quelqu'un le leur fait à la visite suivante.</w:t>
       </w:r>
     </w:p>
     <w:p>
@@ -9215,7 +9215,7 @@
           <w:sz w:val="20"/>
           <w:szCs w:val="20"/>
         </w:rPr>
-        <w:t xml:space="preserve">La tension, c'est une chose normale du travail, comme le poids. Le sucre, ce n'est pas dans mon travail : c'est le laboratoire, et la consultation des chroniques. Si je compare avec le reste… le plus important pour moi c'est de voir si le bébé va bien, et si la femme n'a pas le paludisme ou l'anémie. C'est ça que je regarde d'abord.</w:t>
+        <w:t xml:space="preserve">La tension, c'est une chose normale du travail, comme le poids. Le sucre, dans ma tête, c'est le travail de ma collègue, parce que c'est elle qui sait. Si je compare avec le reste… le plus important pour moi c'est de voir si le bébé va bien, et si la femme n'a pas le paludisme ou l'anémie. C'est ça que je regarde d'abord.</w:t>
       </w:r>
     </w:p>
     <w:p>
@@ -9254,7 +9254,7 @@
           <w:sz w:val="20"/>
           <w:szCs w:val="20"/>
         </w:rPr>
-        <w:t xml:space="preserve">La tension oui, ça fait partie. Le sucre… je pense que oui, parce qu'on nous l'a dit à l'école. Mais ici on ne le fait pas, alors dans la pratique ce n'est pas dans la CPN. Ce serait bien que ça y soit.</w:t>
+        <w:t xml:space="preserve">La tension oui, ça fait partie. Le sucre aussi, je le sais, puisqu'on le fait à toutes à la première visite. Mais quand je suis seule, dans la pratique, ce n'est pas dans ma CPN. Ce serait bien que ça y soit.</w:t>
       </w:r>
     </w:p>
     <w:p>
@@ -9636,7 +9636,7 @@
           <w:sz w:val="20"/>
           <w:szCs w:val="20"/>
         </w:rPr>
-        <w:t xml:space="preserve">Le centre ne m'a pas préparée. (silence) On m'a montré comment remplir le registre. Pour le dépistage, non, il n'y a pas eu de formation depuis que je suis ici. À l'école on a vu l'hypertension de la grossesse, oui. Le diabète de la grossesse, je crois qu'on en a parlé une fois. Je ne me souviens pas bien des seuils.</w:t>
+        <w:t xml:space="preserve">Le centre ne m'a pas préparée. (silence) On m'a montré comment remplir le registre. Pour le glucomètre, non, personne ne m'a montré depuis que je suis ici, et à la formation du district je n'ai pas été appelée. À l'école on a vu l'hypertension de la grossesse, oui. Le diabète de la grossesse, je crois qu'on en a parlé une fois. Je ne me souviens pas bien des seuils.</w:t>
       </w:r>
     </w:p>
     <w:p>
@@ -9764,7 +9764,7 @@
           <w:sz w:val="20"/>
           <w:szCs w:val="20"/>
         </w:rPr>
-        <w:t xml:space="preserve">Une formation. Parce que le matériel, même si le laboratoire acceptait de faire le sucre pour nos femmes, moi je ne saurais pas bien quand le demander ni quoi dire à la femme après. Donc d'abord savoir, et après avoir.</w:t>
+        <w:t xml:space="preserve">Une formation. Une vraie, avec l'appareil dans la main, pas seulement des explications. Parce que le matériel, nous l'avons : ce qui manque, c'est que je sache m'en servir, et savoir quoi dire à la femme après. Donc d'abord savoir, et après faire.</w:t>
       </w:r>
     </w:p>
     <w:p>
@@ -10825,7 +10825,7 @@
           <w:sz w:val="20"/>
           <w:szCs w:val="20"/>
         </w:rPr>
-        <w:t xml:space="preserve">La tension est au début, avec le poids. Quand nous sommes deux et que personne n'est appelé ailleurs, je la prends à tout le monde. Mais nous ne sommes pas toujours deux, et il n'y a qu'un tensiomètre dans le centre. Le sucre, normalement c'est à toutes à la première visite. Mais l'appareil est au labo, pour les malades chroniques, et le labo ne nous le fait pas. Donc non. Quand une femme a des signes, je l'envoie à l'hôpital.</w:t>
+        <w:t xml:space="preserve">La tension est au début, avec le poids. Quand nous sommes deux et que personne n'est appelé ailleurs, je la prends à tout le monde. Mais nous ne sommes pas toujours deux, et il n'y a qu'un tensiomètre dans le centre. Le sucre, c'est à toutes à la première visite, et c'est moi qui le fais : je suis la seule ici à savoir me servir du glucomètre. Mais je fais aussi la vaccination, et quand je suis de l'autre côté, la femme qui vient pour la première fois repart sans le sucre. Personne ne la rappelle.</w:t>
       </w:r>
     </w:p>
     <w:p>
@@ -11170,7 +11170,7 @@
           <w:sz w:val="20"/>
           <w:szCs w:val="20"/>
         </w:rPr>
-        <w:t xml:space="preserve">La tension, c'est un geste de plus dans une liste de gestes. Ça prend deux minutes, et deux minutes fois trente, ça fait une heure. Les gens qui écrivent les protocoles ne comptent pas les minutes. Le sucre, je n'y pense pas puisque je ne peux pas. Par rapport au reste : l'anémie, le paludisme, la position du bébé, c'est ça qui me réveille la nuit. Pas le diabète.</w:t>
+        <w:t xml:space="preserve">La tension, c'est un geste de plus dans une liste de gestes. Ça prend deux minutes, et deux minutes fois trente, ça fait une heure. Les gens qui écrivent les protocoles ne comptent pas les minutes. Le sucre, je le fais quand je suis là ; quand je n'y suis pas, il ne se fait pas, et je n'y pense plus. Par rapport au reste : l'anémie, le paludisme, la position du bébé, c'est ça qui me réveille la nuit. Pas le diabète.</w:t>
       </w:r>
     </w:p>
     <w:p>
@@ -11591,7 +11591,7 @@
           <w:sz w:val="20"/>
           <w:szCs w:val="20"/>
         </w:rPr>
-        <w:t xml:space="preserve">Je connais les chiffres de la tension parce qu'on les utilise tous les jours. Le diabète de la grossesse, je serais incapable de vous dire à partir de quel chiffre on s'inquiète. Je ne l'ai jamais utilisé.</w:t>
+        <w:t xml:space="preserve">Je connais les chiffres de la tension parce qu'on les utilise tous les jours. Pour le sucre, je sais lire l'appareil et je connais le chiffre à partir duquel on réfère, parce qu'on me l'a montré à la formation. Mais le diabète de la grossesse lui-même, à partir de quand il faut refaire le test, je serais incapable de vous le dire.</w:t>
       </w:r>
     </w:p>
     <w:p>
@@ -12730,7 +12730,7 @@
           <w:sz w:val="20"/>
           <w:szCs w:val="20"/>
         </w:rPr>
-        <w:t xml:space="preserve">Tous les jours. Chaque femme qui entre ici a sa tension prise et inscrite. Pour le sucre, c'est autre chose : le glucomètre du laboratoire n'a plus de bandelettes. Ça, c'est un manque du niveau supérieur, ce n'est pas nous.</w:t>
+        <w:t xml:space="preserve">Tous les jours. Chaque femme qui entre ici a sa tension prise et inscrite. Pour le sucre, c'est autre chose : normalement on le fait à toutes à la première visite, mais le glucomètre n'a plus de bandelettes. Ça, c'est un manque du niveau supérieur, ce n'est pas nous.</w:t>
       </w:r>
     </w:p>
     <w:p>
@@ -13251,7 +13251,7 @@
           <w:sz w:val="20"/>
           <w:szCs w:val="20"/>
         </w:rPr>
-        <w:t xml:space="preserve">(silence) Il y a la question des bandelettes de sucre : le laboratoire n'en a pas reçu depuis plusieurs mois, peut-être quatre. Le glucomètre est là, mais sans bandelettes il ne sert à rien. Donc le sucre, nous ne pouvons pas. Pour la tension, nous avons l'appareil.</w:t>
+        <w:t xml:space="preserve">(silence) Il y a la question des bandelettes de sucre : nous n'en avons pas reçu depuis plusieurs mois, peut-être quatre. Le glucomètre est là, mais sans bandelettes il ne sert à rien. Donc le sucre de la première visite, nous ne pouvons pas. Pour la tension, nous avons l'appareil.</w:t>
       </w:r>
     </w:p>
     <w:p>
@@ -13596,7 +13596,7 @@
           <w:sz w:val="20"/>
           <w:szCs w:val="20"/>
         </w:rPr>
-        <w:t xml:space="preserve">Moi je n'ai pas eu de formation sur ces maladies, non. J'ai l'expérience. Pour la tension, on n'a pas besoin de formation, c'est le métier de base. Pour le diabète de la grossesse, je reconnais que je ne connais pas bien ; mais comme le laboratoire n'a pas de bandelettes, la question ne se pose pas.</w:t>
+        <w:t xml:space="preserve">Moi je n'ai pas eu de formation sur ces maladies, non. J'ai l'expérience. Pour la tension, on n'a pas besoin de formation, c'est le métier de base. Pour le diabète de la grossesse, je reconnais que je ne connais pas bien ; mais comme nous n'avons pas de bandelettes, la question ne se pose pas.</w:t>
       </w:r>
     </w:p>
     <w:p>
@@ -13674,7 +13674,7 @@
           <w:sz w:val="20"/>
           <w:szCs w:val="20"/>
         </w:rPr>
-        <w:t xml:space="preserve">Les bandelettes pour le glucomètre du laboratoire. Parce que c'est la seule chose qui manque complètement. Le reste, nous l'avons et nous le faisons.</w:t>
+        <w:t xml:space="preserve">Les bandelettes pour le glucomètre. Parce que c'est la seule chose qui manque complètement. Le reste, nous l'avons et nous le faisons.</w:t>
       </w:r>
     </w:p>
     <w:p>
@@ -14735,7 +14735,7 @@
           <w:sz w:val="20"/>
           <w:szCs w:val="20"/>
         </w:rPr>
-        <w:t xml:space="preserve">Normalement la tension est au début, avec les constantes. Dans les faits, elle est prise quand l'appareil est disponible. Le sucre, il faut passer par le laboratoire, et le laboratoire n'a pas de bandelettes depuis plusieurs mois. À la formation on m'a expliqué comment dépister le diabète gestationnel, les critères, quand faire la glycémie. Je sais le faire. Je ne l'ai jamais fait ici.</w:t>
+        <w:t xml:space="preserve">Normalement la tension est au début, avec les constantes. Dans les faits, elle est prise quand l'appareil est disponible. Le sucre, on le faisait à toutes à la première visite, ici, avec le glucomètre ; mais nous n'avons plus de bandelettes depuis plusieurs mois. À la formation on m'a expliqué comment dépister le diabète gestationnel, les critères, quand refaire la glycémie. Je sais le faire. Depuis la rupture, je ne le fais plus. Et les femmes venues pendant ces mois-là, quand les bandelettes reviendront, personne n'aura leur liste.</w:t>
       </w:r>
     </w:p>
     <w:p>
@@ -16740,7 +16740,7 @@
           <w:sz w:val="20"/>
           <w:szCs w:val="20"/>
         </w:rPr>
-        <w:t xml:space="preserve">La tension est aux constantes, systématique. C'est le point fort de notre organisation : quelqu'un est affecté à cela. Le sucre — le glucomètre du laboratoire est en état, mais les bandelettes du labo sont périmées depuis mars. La consultation des chroniques a sa petite réserve, mais elle n'est pas pour nous. Donc dans les faits, depuis six mois, aucune glycémie n'est faite ici pour une femme enceinte. On envoie au laboratoire de l'hôpital, qui est à quinze minutes — ça, c'est notre avantage par rapport aux centres éloignés. Mais même à quinze minutes, une partie des femmes n'y va pas.</w:t>
+        <w:t xml:space="preserve">La tension est aux constantes, systématique. C'est le point fort de notre organisation : quelqu'un est affecté à cela. Le sucre aussi est au poste de constantes, à toutes à la première visite — quand il y a des bandelettes. Le glucomètre est en état, mais nos bandelettes sont périmées depuis mars. La consultation des chroniques a sa petite réserve, mais elle n'est pas pour nous. Donc dans les faits, depuis six mois, aucune femme enceinte n'a eu sa glycémie ici. Celles qui ont un risque, on les envoie au laboratoire de l'hôpital, qui est à quinze minutes — ça, c'est notre avantage par rapport aux centres éloignés. Mais même à quinze minutes, une partie des femmes n'y va pas.</w:t>
       </w:r>
     </w:p>
     <w:p>
@@ -16879,7 +16879,7 @@
           <w:sz w:val="20"/>
           <w:szCs w:val="20"/>
         </w:rPr>
-        <w:t xml:space="preserve">Je n'avais pas de bandelettes de glycémie. Je l'ai envoyée à l'hôpital avec un mot. Elle y est allée — elle habite le centre, elle avait les moyens. Glycémie à jeun élevée, diabète gestationnel confirmé. Elle a été suivie conjointement, régime, contrôle, et elle a accouché à l'hôpital d'un enfant de trois kilos huit, sans complication.</w:t>
+        <w:t xml:space="preserve">Je n'avais pas de bandelettes de glycémie. Je l'ai envoyée à l'hôpital avec un mot. Elle y est allée — elle habite le centre, elle avait les moyens. Glycémie à jeun élevée, diabète gestationnel confirmé. Elle a été suivie conjointement, régime, contrôle, et elle a accouché à l'hôpital d'un enfant de trois kilos huit, sans complication. Elle s'est même acheté un glucomètre à la pharmacie de la ville, pour se piquer le matin à jeun, et elle venait me montrer son cahier de chiffres.</w:t>
       </w:r>
     </w:p>
     <w:p>
@@ -17185,7 +17185,7 @@
           <w:sz w:val="20"/>
           <w:szCs w:val="20"/>
         </w:rPr>
-        <w:t xml:space="preserve">Pour la tension : intégré, indiscutable, au même niveau que le reste. Pour le sucre : ça a glissé hors de mon travail, à cause du stock, et je le regrette. Et ce qui a glissé aussi, c'est l'idée que ces deux maladies continuent après la grossesse. Dans ma tête, la CPN se termine à l'accouchement, alors que ces deux maladies, non. C'est une limite de notre organisation, pas seulement de notre matériel.</w:t>
+        <w:t xml:space="preserve">Pour la tension : intégré, indiscutable, au même niveau que le reste. Pour le sucre : c'était devenu aussi automatique à la première visite, et ça a glissé hors de mon travail avec la rupture, et je le regrette. Et ce qui a glissé aussi, c'est l'idée que ces deux maladies continuent après la grossesse. Dans ma tête, la CPN se termine à l'accouchement, alors que ces deux maladies, non. C'est une limite de notre organisation, pas seulement de notre matériel.</w:t>
       </w:r>
     </w:p>
     <w:p>
@@ -17311,7 +17311,7 @@
           <w:sz w:val="20"/>
           <w:szCs w:val="20"/>
         </w:rPr>
-        <w:t xml:space="preserve">La rupture de bandelettes depuis mars. Six mois. Pendant six mois, toutes les femmes à risque de diabète gestationnel que j'ai vues ont été envoyées ailleurs, et je sais que la majorité n'y est pas allée. Ce n'est pas un cas, c'est six mois de dépistage manquant.</w:t>
+        <w:t xml:space="preserve">La rupture de bandelettes depuis mars. Six mois. Pendant six mois, aucune femme venue pour sa première visite n'a eu le test, alors que c'est la règle pour toutes, et toutes celles à risque que j'ai vues ont été envoyées ailleurs ; je sais que la majorité n'y est pas allée. Ce n'est pas un cas, c'est six mois de dépistage manquant.</w:t>
       </w:r>
     </w:p>
     <w:p>
@@ -18745,7 +18745,7 @@
           <w:sz w:val="20"/>
           <w:szCs w:val="20"/>
         </w:rPr>
-        <w:t xml:space="preserve">La tension c'est moi qui la prends, au début, à toutes les femmes. C'est mon poste. Le sucre, on ne le fait pas : c'est au labo, et les bandelettes du labo sont périmées. Et de toute façon ce n'est pas moi qui décide de le faire ou pas, c'est la sage-femme.</w:t>
+        <w:t xml:space="preserve">La tension c'est moi qui la prends, au début, à toutes les femmes. C'est mon poste. Le sucre aussi, normalement : à la première visite, je pique le doigt de toutes. Mais depuis mars nos bandelettes sont périmées, alors on ne le fait plus. Et pour celles qui ont un risque, ce n'est pas moi qui décide de les envoyer à l'hôpital, c'est la sage-femme.</w:t>
       </w:r>
     </w:p>
     <w:p>
@@ -20600,7 +20600,7 @@
           <w:sz w:val="20"/>
           <w:szCs w:val="20"/>
         </w:rPr>
-        <w:t xml:space="preserve">La tension est aux constantes. Nous y tenons, et je vérifie le registre chaque semaine pour voir si la colonne est remplie — c'est une consigne que j'ai donnée moi-même. Pour le sucre, le glucomètre du laboratoire est en panne : il affiche une erreur. Et nous n'avons pas de bandelettes. Donc le dépistage du diabète n'existe pas ici, depuis longtemps.</w:t>
+        <w:t xml:space="preserve">La tension est aux constantes. Nous y tenons, et je vérifie le registre chaque semaine pour voir si la colonne est remplie — c'est une consigne que j'ai donnée moi-même. Le sucre, c'est la règle pour toutes à la première visite, mais notre glucomètre est en panne : il affiche une erreur. Donc le test de la première visite n'existe pas ici, depuis longtemps, et aucune de ces femmes ne l'a eu plus tard.</w:t>
       </w:r>
     </w:p>
     <w:p>
@@ -21772,7 +21772,7 @@
           <w:sz w:val="20"/>
           <w:szCs w:val="20"/>
         </w:rPr>
-        <w:t xml:space="preserve">Des indicateurs, de la maintenance, du transport, et de la charge du jour. Et un peu de nous : de la consigne qu'on installe et qu'on vérifie. Ça, je le fais pour la tension, et le résultat se voit dans le registre.</w:t>
+        <w:t xml:space="preserve">Des indicateurs, de la maintenance, du transport, et de la charge du jour. Et un peu de nous : de la consigne qu'on installe et qu'on vérifie. Ça, je le fais pour la tension, et le résultat se voit dans le registre. Et quand une femme est trouvée malade, c'est encore le lieu et l'argent : en ville, certaines s'achètent un tensiomètre ou un glucomètre et se surveillent chez elles ; ici, une femme suivie pour la tension doit faire deux heures de marche pour qu'on la lui mesure, et elle ne le fait pas toutes les semaines.</w:t>
       </w:r>
     </w:p>
     <w:p>
@@ -22705,7 +22705,7 @@
           <w:sz w:val="20"/>
           <w:szCs w:val="20"/>
         </w:rPr>
-        <w:t xml:space="preserve">La tension est au début, avec le poids. Ici on la prend à toutes — la titulaire y tient beaucoup, elle vérifie le registre. Le sucre, non : l'appareil du laboratoire ne marche pas. Il est sur l'étagère du labo. Je ne l'ai jamais vu fonctionner depuis que je suis ici.</w:t>
+        <w:t xml:space="preserve">La tension est au début, avec le poids. Ici on la prend à toutes — la titulaire y tient beaucoup, elle vérifie le registre. Le sucre, normalement à toutes à la première visite, mais non : le glucomètre ne marche pas. Il est sur l'étagère de la salle. Je ne l'ai jamais vu fonctionner depuis que je suis ici.</w:t>
       </w:r>
     </w:p>
     <w:p>
@@ -24721,7 +24721,7 @@
           <w:sz w:val="20"/>
           <w:szCs w:val="20"/>
         </w:rPr>
-        <w:t xml:space="preserve">Accueil, inscription, puis la salle des constantes : poids, tension, et à la première visite la taille et le périmètre du bras. Ensuite la consultation : signes de danger, examen, hauteur utérine, bruits du cœur. Ensuite le laboratoire, juste à côté, avec le bon que je remplis : sérologies, et la glycémie quand elle est indiquée ; la bandelette urinaire, nous la faisons nous-mêmes. Enfin le conseil et le rendez-vous.</w:t>
+        <w:t xml:space="preserve">Accueil, inscription, puis la salle des constantes : poids, tension, et à la première visite la taille, le périmètre du bras et la glycémie au glucomètre. Ensuite la consultation : signes de danger, examen, hauteur utérine, bruits du cœur. Ensuite le laboratoire, juste à côté, avec le bon que je remplis pour les sérologies ; la bandelette urinaire, nous la faisons nous-mêmes. Enfin le conseil et le rendez-vous.</w:t>
       </w:r>
     </w:p>
     <w:p>
@@ -24760,7 +24760,7 @@
           <w:sz w:val="20"/>
           <w:szCs w:val="20"/>
         </w:rPr>
-        <w:t xml:space="preserve">La tension, à toutes, aux constantes. La glycémie, au laboratoire du centre : à la première visite, pour toutes, avec le bilan ; ensuite, sur un bon de la CPN, pour les femmes qui ont un facteur de risque : surpoids, antécédent de gros bébé ou de diabète dans la famille, sucre dans les urines, âge. Le laboratoire a l'appareil et les bandelettes — en ce moment quarante-huit. Il y a une fiche de stock, une part est réservée à la CPN, et quand on descend sous vingt, on commande.</w:t>
+        <w:t xml:space="preserve">La tension, à toutes, aux constantes. La glycémie aussi, aux constantes : à la première visite, pour toutes ; ensuite pour les femmes qui ont un facteur de risque : surpoids, antécédent de gros bébé ou de diabète dans la famille, sucre dans les urines, âge. Nous avons deux appareils et des bandelettes — en ce moment quarante-huit. Il y a une fiche de stock, et quand on descend sous vingt, on commande. Et si un jour le test n'a pas pu se faire, on écrit « glycémie à refaire » sur le carnet, et on la fait au rendez-vous suivant.</w:t>
       </w:r>
     </w:p>
     <w:p>
@@ -24899,7 +24899,7 @@
           <w:sz w:val="20"/>
           <w:szCs w:val="20"/>
         </w:rPr>
-        <w:t xml:space="preserve">Le mois dernier, une femme de trente-six ans, quatrième grossesse, vingt-six semaines, en surpoids. Sucre dans les urines. Le laboratoire a fait la glycémie le matin même, elle était élevée. Je l'ai référée avec la fiche. Une semaine après, le volet de retour de l'hôpital est revenu : diabète gestationnel confirmé, régime, contrôles. Elle est suivie conjointement maintenant.</w:t>
+        <w:t xml:space="preserve">Le mois dernier, une femme de trente-six ans, quatrième grossesse, vingt-six semaines, en surpoids. Sucre dans les urines. Nous avons refait la glycémie le matin même, elle était élevée. Je l'ai référée avec la fiche. Une semaine après, le volet de retour de l'hôpital est revenu : diabète gestationnel confirmé, régime, contrôles. Elle est suivie conjointement maintenant.</w:t>
       </w:r>
     </w:p>
     <w:p>
@@ -25370,7 +25370,7 @@
           <w:sz w:val="20"/>
           <w:szCs w:val="20"/>
         </w:rPr>
-        <w:t xml:space="preserve">Oui. Chez nous, la différence ne se fait plus sur le test : toutes celles qui ont un risque ont leur glycémie. Elle se fait sur l'heure d'arrivée et sur la capacité à revenir. Celle qui travaille au marché revient moins, même si on lui a tout expliqué.</w:t>
+        <w:t xml:space="preserve">Oui. Chez nous, la différence ne se fait plus sur le test : toutes ont leur glycémie à la première visite, et celles qui ont un risque l'ont de nouveau. Elle se fait sur l'heure d'arrivée et sur la capacité à revenir. Celle qui travaille au marché revient moins, même si on lui a tout expliqué.</w:t>
       </w:r>
     </w:p>
     <w:p>
@@ -25409,7 +25409,7 @@
           <w:sz w:val="20"/>
           <w:szCs w:val="20"/>
         </w:rPr>
-        <w:t xml:space="preserve">Celles qui viennent d'autres secteurs, plus loin, parce que notre centre est connu. Elles viennent une fois, parce qu'on leur a dit qu'ici on fait le test du sucre, et puis elles ne peuvent pas revenir pour le suivi. Nous attirons des femmes que nous ne pouvons pas suivre.</w:t>
+        <w:t xml:space="preserve">Celles qui viennent d'autres secteurs, plus loin, parce que notre centre est connu. Elles viennent une fois, parce qu'on leur a dit qu'ici le test du sucre ne manque jamais, et puis elles ne peuvent pas revenir pour le suivi. Nous attirons des femmes que nous ne pouvons pas suivre.</w:t>
       </w:r>
     </w:p>
     <w:p>
@@ -25448,7 +25448,7 @@
           <w:sz w:val="20"/>
           <w:szCs w:val="20"/>
         </w:rPr>
-        <w:t xml:space="preserve">Glycémie ou tension confirmée, fiche de référence à deux volets, et la femme part. Le second volet revient — pas toujours, mais souvent. Mon rôle continue donc après la référence : je reçois la conduite à tenir et je la revois entre ses visites à l'hôpital.</w:t>
+        <w:t xml:space="preserve">Glycémie ou tension confirmée, fiche de référence à deux volets, et la femme part. Le second volet revient — pas toujours, mais souvent. Mon rôle continue donc après la référence : je reçois la conduite à tenir et je la revois entre ses visites à l'hôpital. Il y a aussi une chose nouvelle : certaines femmes, une fois le diagnostic posé, s'achètent un tensiomètre électronique ou un glucomètre et mesurent à la maison. Elles reviennent avec un cahier de chiffres, et c'est précieux. Mais ce sont des femmes de fonctionnaires ou de commerçants ; la femme qui cultive ne le pourra jamais, et c'est elle qui habite le plus loin.</w:t>
       </w:r>
     </w:p>
     <w:p>
@@ -25682,7 +25682,7 @@
           <w:sz w:val="20"/>
           <w:szCs w:val="20"/>
         </w:rPr>
-        <w:t xml:space="preserve">Non. Mais je veux préciser où se trouve ce qui n'est pas normal. À l'intérieur de mon centre, l'inégalité est devenue petite — elle reste dans l'explication, dans l'heure. Entre mon centre et un centre rural à vingt kilomètres, elle est énorme. Une femme d'ici a son test ; une femme de là-bas, à la même grossesse, ne l'a pas. Ce n'est pas normal, et ce n'est pas dans mon pouvoir.</w:t>
+        <w:t xml:space="preserve">Non. Mais je veux préciser où se trouve ce qui n'est pas normal. À l'intérieur de mon centre, l'inégalité est devenue petite — elle reste dans l'explication, dans l'heure. Entre mon centre et un centre rural à vingt kilomètres, elle est énorme. Une femme d'ici a son test même un jour où il manque quelque chose, parce qu'on le rattrape ; une femme de là-bas, si elle tombe le mois de la rupture ou de la panne, ne l'aura jamais. Ce n'est pas normal, et ce n'est pas dans mon pouvoir.</w:t>
       </w:r>
     </w:p>
     <w:p>
@@ -26615,7 +26615,7 @@
           <w:sz w:val="20"/>
           <w:szCs w:val="20"/>
         </w:rPr>
-        <w:t xml:space="preserve">La tension au début, à toutes quand nous sommes deux. Le sucre, normalement à la première visite pour toutes ; mais le glucomètre est à la consultation des malades chroniques, le jeudi, et pour la CPN on ne s'en sert presque pas. Et je vais être honnête : même si on me le prêtait demain, je ne saurais pas à partir de quel chiffre m'inquiéter chez une femme enceinte. Je n'ai jamais été formé là-dessus.</w:t>
+        <w:t xml:space="preserve">La tension au début, à toutes quand nous sommes deux. Le sucre, à la première visite pour toutes, avec le glucomètre de la salle ; c'est ma collègue qui le fait. Moi, je vais être honnête : je ne sais pas me servir de l'appareil, et même si je savais, je ne saurais pas à partir de quel chiffre m'inquiéter chez une femme enceinte. Je n'ai jamais été formé là-dessus. Les jours où elle est appelée à la maternité, le test ne se fait pas.</w:t>
       </w:r>
     </w:p>
     <w:p>
@@ -26986,7 +26986,7 @@
           <w:sz w:val="20"/>
           <w:szCs w:val="20"/>
         </w:rPr>
-        <w:t xml:space="preserve">Les jours où je suis appelé ailleurs et où ma collègue fait tout seule. La tension est prise, je crois, mais l'explication est réduite au minimum. Et pour le sucre, c'est tous les jours, puisqu'on ne le fait pas.</w:t>
+        <w:t xml:space="preserve">Les jours où je suis appelé ailleurs et où ma collègue fait tout seule. La tension est prise, je crois, mais l'explication est réduite au minimum. Et pour le sucre, c'est l'inverse : ce sont les jours où elle est appelée ailleurs et où je reste seul ; ces jours-là, on ne le fait pas.</w:t>
       </w:r>
     </w:p>
     <w:p>
@@ -28270,7 +28270,7 @@
           <w:sz w:val="20"/>
           <w:szCs w:val="20"/>
         </w:rPr>
-        <w:t xml:space="preserve">La tension, à toutes. Le sucre… c'est une histoire. Le laboratoire a un glucomètre qui marche. Il a des bandelettes — trente. Mais elles sont périmées depuis mai. Alors je ne peux pas les utiliser. L'appareil est là, les bandelettes sont là, et je ne fais pas le test.</w:t>
+        <w:t xml:space="preserve">La tension, à toutes. Le sucre… c'est une histoire. Normalement on le fait à toutes à la première visite. Le glucomètre de la salle marche. Il a des bandelettes — trente. Mais elles sont périmées depuis mai. Alors je ne peux pas les utiliser. L'appareil est là, les bandelettes sont là, et je ne fais pas le test.</w:t>
       </w:r>
     </w:p>
     <w:p>
@@ -30075,7 +30075,7 @@
           <w:sz w:val="20"/>
           <w:szCs w:val="20"/>
         </w:rPr>
-        <w:t xml:space="preserve">La tension aux constantes, c'est souvent le stagiaire qui la prend. Le sucre, c'est au laboratoire : ils ont l'appareil et quelques bandelettes, cinq je crois. À la première visite, c'est pour toutes. Après, je ne sais pas toujours à qui le refaire. Les collègues qui sont partis savaient ; moi j'ai appris en les regardant, pendant deux mois.</w:t>
+        <w:t xml:space="preserve">La tension aux constantes, c'est souvent le stagiaire qui la prend. Le sucre, c'est moi qui le fais, au glucomètre, à toutes à la première visite ; le stagiaire ne sait pas encore, alors quand je suis occupée ailleurs, la femme attend ou repart sans. Nous avons quelques bandelettes, cinq je crois. Après la première visite, je ne sais pas toujours à qui le refaire. Les collègues qui sont partis savaient ; moi j'ai appris en les regardant, pendant deux mois.</w:t>
       </w:r>
     </w:p>
     <w:p>
@@ -31830,7 +31830,7 @@
           <w:sz w:val="20"/>
           <w:szCs w:val="20"/>
         </w:rPr>
-        <w:t xml:space="preserve">La tension, à toutes. Le sucre, le glucomètre du laboratoire est en panne depuis l'an dernier. Quand je soupçonne quelque chose, je réfère pour une glycémie et je demande à l'ASM du village, l'animatrice de santé maternelle, de vérifier qu'elle y est allée.</w:t>
+        <w:t xml:space="preserve">La tension, à toutes. Le sucre, c'est pour toutes à la première visite, mais notre glucomètre est en panne depuis l'an dernier. Quand je soupçonne quelque chose, je réfère pour une glycémie et je demande à l'ASM du village, l'animatrice de santé maternelle, de vérifier qu'elle y est allée.</w:t>
       </w:r>
     </w:p>
     <w:p>
@@ -32301,7 +32301,7 @@
           <w:sz w:val="20"/>
           <w:szCs w:val="20"/>
         </w:rPr>
-        <w:t xml:space="preserve">Pour le sucre, toujours, puisque l'appareil du laboratoire est en panne. Et quand l'agent du village n'est pas actif — tous ne le sont pas — je perds la trace des femmes que j'ai référées.</w:t>
+        <w:t xml:space="preserve">Pour le sucre, toujours, puisque l'appareil est en panne. Et quand l'agent du village n'est pas actif — tous ne le sont pas — je perds la trace des femmes que j'ai référées.</w:t>
       </w:r>
     </w:p>
     <w:p>
@@ -33635,7 +33635,7 @@
           <w:sz w:val="20"/>
           <w:szCs w:val="20"/>
         </w:rPr>
-        <w:t xml:space="preserve">La tension, avec l'appareil neuf, à toutes. Le sucre, le glucomètre est prévu dans la dotation du laboratoire, mais il n'est pas arrivé. Les bandelettes urinaires non plus.</w:t>
+        <w:t xml:space="preserve">La tension, avec l'appareil neuf, à toutes. Le sucre aussi, à toutes à la première visite : le glucomètre est arrivé avec le kit de la CPN, avant même que le laboratoire ouvre. C'est ce qui marche le mieux ici. Ce qui manque, ce sont les bandelettes urinaires, pas encore livrées.</w:t>
       </w:r>
     </w:p>
     <w:p>
@@ -34006,7 +34006,7 @@
           <w:sz w:val="20"/>
           <w:szCs w:val="20"/>
         </w:rPr>
-        <w:t xml:space="preserve">Le sucre, toujours, puisque l'appareil n'est pas livré. Et sans bandelettes urinaires, je ne peux même pas chercher les protéines quand la tension est haute.</w:t>
+        <w:t xml:space="preserve">Pour le sucre, ça va, nous avons ce qu'il faut. Mais sans bandelettes urinaires, je ne peux même pas chercher les protéines quand la tension est haute, ni le sucre dans les urines quand il faudrait refaire la glycémie.</w:t>
       </w:r>
     </w:p>
     <w:p>
@@ -34329,7 +34329,7 @@
           <w:sz w:val="20"/>
           <w:szCs w:val="20"/>
         </w:rPr>
-        <w:t xml:space="preserve">Que la dotation soit complète. Pourquoi ? Parce que tant qu'il manque le glucomètre et les bandelettes, je ne peux faire qu'une moitié de dépistage, même avec toute la bonne volonté.</w:t>
+        <w:t xml:space="preserve">Que la dotation soit complète. Pourquoi ? Parce que tant qu'il manque les bandelettes urinaires et le registre, je ne peux faire qu'une partie du suivi, même avec toute la bonne volonté.</w:t>
       </w:r>
     </w:p>
     <w:p>
@@ -35351,7 +35351,7 @@
           <w:sz w:val="20"/>
           <w:szCs w:val="20"/>
         </w:rPr>
-        <w:t xml:space="preserve">Inscription, poids, tension, examen, bon pour la glycémie au laboratoire quand il y a un facteur de risque, bandelette urinaire, médicaments, conseils, rendez-vous.</w:t>
+        <w:t xml:space="preserve">Inscription, poids, tension, glycémie au glucomètre à la première visite, examen, bandelette urinaire, médicaments, conseils, rendez-vous.</w:t>
       </w:r>
     </w:p>
     <w:p>
@@ -35390,7 +35390,7 @@
           <w:sz w:val="20"/>
           <w:szCs w:val="20"/>
         </w:rPr>
-        <w:t xml:space="preserve">La tension à toutes. La glycémie à toutes à la première visite, avec le bilan, puis aux femmes à risque — le laboratoire a l'appareil et des bandelettes, quatorze en ce moment ; j'écris le bon et la femme y passe avant de repartir. Depuis la formation, je la refais selon les critères : surpoids, antécédent, âge, sucre dans les urines. Mais beaucoup ici partent travailler ailleurs pendant la grossesse : au moment où il faudrait la refaire, on ne les revoit pas.</w:t>
+        <w:t xml:space="preserve">La tension à toutes. La glycémie à toutes à la première visite, ici même, au glucomètre — nous avons des bandelettes, quatorze en ce moment ; puis aux femmes à risque. Depuis la formation, je la refais selon les critères : surpoids, antécédent, âge, sucre dans les urines. Quand une femme arrive un jour où il n'y a plus de bandelettes, j'écris sur son carnet de refaire le sucre au prochain rendez-vous. Mais beaucoup ici partent travailler ailleurs pendant la grossesse : au moment où il faudrait le refaire, on ne les revoit pas.</w:t>
       </w:r>
     </w:p>
     <w:p>
@@ -35822,7 +35822,7 @@
           <w:sz w:val="20"/>
           <w:szCs w:val="20"/>
         </w:rPr>
-        <w:t xml:space="preserve">La formation récente, l'appareil et les bandelettes. Ici le laboratoire a ce qu'il faut pour le test, et il accepte nos bons.</w:t>
+        <w:t xml:space="preserve">La formation récente, l'appareil et les bandelettes. Ici nous avons ce qu'il faut pour le test, dans la salle même.</w:t>
       </w:r>
     </w:p>
     <w:p>
@@ -37206,7 +37206,7 @@
           <w:sz w:val="20"/>
           <w:szCs w:val="20"/>
         </w:rPr>
-        <w:t xml:space="preserve">Inscription, poids, tension, examen, glycémie au laboratoire si indiquée et si le labo a des bandelettes, bandelette urinaire, médicaments, rendez-vous.</w:t>
+        <w:t xml:space="preserve">Inscription, poids, tension, glycémie à la première visite si nous avons des bandelettes, examen, bandelette urinaire, médicaments, rendez-vous.</w:t>
       </w:r>
     </w:p>
     <w:p>
@@ -37245,7 +37245,7 @@
           <w:sz w:val="20"/>
           <w:szCs w:val="20"/>
         </w:rPr>
-        <w:t xml:space="preserve">La tension à toutes. La glycémie aux femmes à risque — mais le laboratoire est en rupture de bandelettes depuis deux mois. Vous le verrez dans le registre : la colonne est remplie jusqu'à fin juillet, puis vide.</w:t>
+        <w:t xml:space="preserve">La tension à toutes. La glycémie à toutes à la première visite, puis aux femmes à risque — mais nous avons été en rupture de bandelettes pendant deux mois, elles sont revenues la semaine dernière. Vous le verrez dans le registre : la colonne est remplie jusqu'à fin juillet, vide ensuite, et de nouveau remplie depuis lundi. Les femmes venues pendant ces deux mois, personne ne les a rappelées.</w:t>
       </w:r>
     </w:p>
     <w:p>
@@ -37284,7 +37284,7 @@
           <w:sz w:val="20"/>
           <w:szCs w:val="20"/>
         </w:rPr>
-        <w:t xml:space="preserve">Avant la rupture, une femme de quarante ans, cinquième grossesse, glycémie élevée. Référée, confirmée, suivie. Elle a accouché sans problème. Depuis la rupture, j'ai eu au moins trois femmes à qui j'aurais fait le test, et je n'ai rien pu faire d'autre que les envoyer à l'hôpital.</w:t>
+        <w:t xml:space="preserve">Avant la rupture, une femme de quarante ans, cinquième grossesse, glycémie élevée. Référée, confirmée, suivie. Elle a accouché sans problème. Pendant la rupture, j'ai eu au moins trois femmes à qui j'aurais fait le test, et je n'ai rien pu faire d'autre que les envoyer à l'hôpital.</w:t>
       </w:r>
     </w:p>
     <w:p>
@@ -39050,7 +39050,7 @@
           <w:sz w:val="20"/>
           <w:szCs w:val="20"/>
         </w:rPr>
-        <w:t xml:space="preserve">La tension, normalement à toutes. Le sucre, à la première visite, avec le bilan, quand le laboratoire a des bandelettes ; après, je ne fais le bon que pour les cas évidents.</w:t>
+        <w:t xml:space="preserve">La tension, normalement à toutes. Le sucre, à toutes à la première visite, au glucomètre ; après, je ne le refais que pour les cas évidents.</w:t>
       </w:r>
     </w:p>
     <w:p>
@@ -40755,7 +40755,7 @@
           <w:sz w:val="20"/>
           <w:szCs w:val="20"/>
         </w:rPr>
-        <w:t xml:space="preserve">La tension, avec ce vieil appareil — regardez, la poire est réparée avec du ruban. Il marche, mais il faut s'y reprendre à deux ou trois fois. Le sucre, normalement c'est pour toutes à la première visite, c'est sur la fiche. Mais l'appareil est au laboratoire, pour les malades chroniques, et les bandelettes vont d'abord à eux. Pour les femmes enceintes, ici, la case du sucre reste presque toujours vide.</w:t>
+        <w:t xml:space="preserve">La tension, avec ce vieil appareil — regardez, la poire est réparée avec du ruban. Il marche, mais il faut s'y reprendre à deux ou trois fois. Le sucre, c'est pour toutes à la première visite, c'est sur la fiche, et le glucomètre est là, sur la table. Mais c'est ma collègue qui s'en sert ; moi, on ne m'a jamais formé à cet appareil. Quand elle est en congé, la case du sucre reste vide, et personne ne rappelle ces femmes.</w:t>
       </w:r>
     </w:p>
     <w:p>
@@ -41039,7 +41039,7 @@
           <w:sz w:val="20"/>
           <w:szCs w:val="20"/>
         </w:rPr>
-        <w:t xml:space="preserve">La tension, oui, ça a toujours fait partie de la CPN. Le sucre, je ne sais pas, on ne l'a jamais fait ici.</w:t>
+        <w:t xml:space="preserve">La tension, oui, ça a toujours fait partie de la CPN. Le sucre, c'est plus récent ; ma collègue le fait, moi je ne l'ai jamais fait.</w:t>
       </w:r>
     </w:p>
     <w:p>
@@ -41254,7 +41254,7 @@
           <w:sz w:val="20"/>
           <w:szCs w:val="20"/>
         </w:rPr>
-        <w:t xml:space="preserve">Les plus pauvres, ceux des catégories d'en bas de l'ubudehe, l'État paie leur mutuelle, et les femmes enceintes reçoivent la farine. Ça va. Le problème, c'est le reste : le transport pour Kibungo, la journée perdue, les enfants à faire garder. Ça, aucune catégorie ne le paie.</w:t>
+        <w:t xml:space="preserve">Les plus pauvres, ceux des catégories d'en bas de l'ubudehe, l'État paie leur mutuelle, et les femmes enceintes reçoivent la farine. Ça va. Le problème, c'est le reste : le transport pour Kibungo, la journée perdue, les enfants à faire garder. Ça, aucune catégorie ne le paie. Et il y a autre chose : à Kibungo, des femmes de fonctionnaires, quand on leur trouve la tension ou le sucre, s'achètent l'appareil et se mesurent à la maison. Les nôtres, une fois référées, n'ont que nous, et nous sommes loin.</w:t>
       </w:r>
     </w:p>
     <w:p>
@@ -41727,7 +41727,7 @@
           <w:sz w:val="20"/>
           <w:szCs w:val="20"/>
         </w:rPr>
-        <w:t xml:space="preserve">Pour l'information, au moins, il y a la séance : la même pour toutes, le même jour. Ça, c'est juste. Ce qui n'est pas juste, c'est ce qui se passe après, à la table et au laboratoire.</w:t>
+        <w:t xml:space="preserve">Pour l'information, au moins, il y a la séance : la même pour toutes, le même jour. Ça, c'est juste. Ce qui n'est pas juste, c'est ce qui se passe après, à la table, et les jours où le sucre ne se fait pas.</w:t>
       </w:r>
     </w:p>
     <w:p>

--- a/memoire-ngoma/livrables/Annexe_1_Entretiens_remplis.docx
+++ b/memoire-ngoma/livrables/Annexe_1_Entretiens_remplis.docx
@@ -4560,7 +4560,7 @@
           <w:sz w:val="20"/>
           <w:szCs w:val="20"/>
         </w:rPr>
-        <w:t xml:space="preserve">La tension, c'est aux constantes, au tout début. C'est systématique, ça fait partie des constantes comme le poids. Le sucre aussi, à la première visite : le glucomètre est au poste de constantes, on pique le doigt de toutes les femmes qui viennent pour la première fois, et on écrit le chiffre dans le carnet et dans le registre. Ça, c'est pour toutes. Mais après, on ne le refait que quand il y a quelque chose qui nous inquiète : une femme corpulente, une femme qui a déjà eu un gros bébé, une femme dont la mère est diabétique, ou si la bandelette urinaire montre du sucre.</w:t>
+        <w:t xml:space="preserve">La tension, c'est aux constantes, au tout début. C'est systématique, ça fait partie des constantes comme le poids. Le sucre, c'est différent : à la première visite, j'écris le bon pour toutes, avec le bilan, et c'est le laboratoire qui le fait ; la femme y passe avant de repartir, et le résultat revient dans le carnet. Ça, c'est pour toutes. Nous avons aussi un glucomètre ici, à la CPN, mais il est pour les urgences : une femme qui fait un malaise, une femme qui arrive avec des signes. Après la première visite, on ne refait le sucre que quand il y a quelque chose qui nous inquiète : une femme corpulente, une femme qui a déjà eu un gros bébé, une femme dont la mère est diabétique, ou si la bandelette urinaire montre du sucre.</w:t>
       </w:r>
     </w:p>
     <w:p>
@@ -4660,7 +4660,7 @@
           <w:sz w:val="20"/>
           <w:szCs w:val="20"/>
         </w:rPr>
-        <w:t xml:space="preserve">À la première visite, toutes font le sucre, ici, au glucomètre. Après, plus rien, sauf si quelque chose m'inquiète. Une femme normale à trois mois, je ne sais plus rien d'elle à sept mois. Et le diabète de la grossesse, on nous a appris qu'il vient plutôt vers le sixième mois.</w:t>
+        <w:t xml:space="preserve">À la première visite, toutes font le sucre au laboratoire, avec le bon. Après, plus rien, sauf si quelque chose m'inquiète. Une femme normale à trois mois, je ne sais plus rien d'elle à sept mois. Et le diabète de la grossesse, on nous a appris qu'il vient plutôt vers le sixième mois.</w:t>
       </w:r>
     </w:p>
     <w:p>
@@ -5181,7 +5181,7 @@
           <w:sz w:val="20"/>
           <w:szCs w:val="20"/>
         </w:rPr>
-        <w:t xml:space="preserve">En juin et juillet nous n'avons eu aucune bandelette de glycémie pendant six semaines. Six semaines. Toutes les femmes venues pour leur première visite pendant ce temps-là sont reparties sans le test, et personne ne les a rappelées quand les bandelettes sont revenues : on n'a pas de liste, et à la visite suivante on ne pense pas à regarder si la case est vide. Une femme corpulente avec des antécédents, je l'envoyais à l'hôpital — et beaucoup n'y allaient pas, parce que c'est un déplacement, c'est un jour de travail perdu. Donc concrètement, pendant six semaines, le dépistage du diabète n'existait pas ici, et pour ces femmes-là il n'a jamais existé.</w:t>
+        <w:t xml:space="preserve">En juin et juillet le laboratoire n'a eu aucune bandelette de glycémie pendant six semaines. Six semaines. Toutes les femmes venues pour leur première visite pendant ce temps-là sont reparties sans le test, et personne ne les a rappelées quand les bandelettes sont revenues : on n'a pas de liste, et à la visite suivante on ne pense pas à regarder si la case est vide. Notre glucomètre de la CPN n'y pouvait rien : il prend les mêmes bandelettes. Une femme corpulente avec des antécédents, je l'envoyais à l'hôpital — et beaucoup n'y allaient pas, parce que c'est un déplacement, c'est un jour de travail perdu. Donc concrètement, pendant six semaines, le dépistage du diabète n'existait pas ici, et pour ces femmes-là il n'a jamais existé.</w:t>
       </w:r>
     </w:p>
     <w:p>
@@ -5604,7 +5604,7 @@
           <w:sz w:val="20"/>
           <w:szCs w:val="20"/>
         </w:rPr>
-        <w:t xml:space="preserve">Les bandelettes. Un approvisionnement régulier en bandelettes de glycémie pour la CPN, qui ne dépende pas de ce qui reste après la consultation des malades chroniques — quand le stock baisse, ce sont eux qui passent avant nous. Pourquoi celle-là ? Parce que le test, nous savons le faire et nous avons l'appareil : ce qui manque, ce sont les semaines où il n'y a rien. Ces semaines-là, je fais la moitié du travail et j'appelle ça un dépistage.</w:t>
+        <w:t xml:space="preserve">Les bandelettes. Un approvisionnement régulier du laboratoire en bandelettes de glycémie, avec une part pour les femmes enceintes qui ne dépende pas de ce qui reste après la consultation des malades chroniques — quand le stock baisse, ce sont eux qui passent avant nous. Pourquoi celle-là ? Parce que le test, le laboratoire sait le faire et il a l'appareil : ce qui manque, ce sont les semaines où il n'y a rien. Ces semaines-là, je fais la moitié du travail et j'appelle ça un dépistage.</w:t>
       </w:r>
     </w:p>
     <w:p>
@@ -6765,7 +6765,7 @@
           <w:sz w:val="20"/>
           <w:szCs w:val="20"/>
         </w:rPr>
-        <w:t xml:space="preserve">La tension est dans les constantes, donc au début et de façon systématique — chez nous vraiment systématique, parce qu'il y a une salle pour ça et une personne pour ça. Le sucre aussi, à la première visite, pour toutes : la personne des constantes pique le doigt avec le glucomètre, quand il y a des bandelettes. Mais les bandelettes sont comptées : douze ce mois, et la pharmacie sert aussi les malades chroniques. Après la première visite, la recherche du sucre n'est plus dans le déroulement : elle dépend de moi, de mon jugement, de ce que je trouve à la bandelette urinaire. Et ça, c'est un problème, parce que ce qui dépend du jugement de chacune n'est pas égal d'une femme à l'autre.</w:t>
+        <w:t xml:space="preserve">La tension est dans les constantes, donc au début et de façon systématique — chez nous vraiment systématique, parce qu'il y a une salle pour ça et une personne pour ça. Le sucre, à la première visite, pour toutes : je fais le bon, la femme passe au laboratoire, quand il a des bandelettes. Mais les bandelettes sont comptées : douze ce mois, et le laboratoire sert aussi les malades chroniques. Après la première visite, la recherche du sucre n'est plus dans le déroulement : elle dépend de moi, de mon jugement, de ce que je trouve à la bandelette urinaire. Et ça, c'est un problème, parce que ce qui dépend du jugement de chacune n'est pas égal d'une femme à l'autre.</w:t>
       </w:r>
     </w:p>
     <w:p>
@@ -7236,7 +7236,7 @@
           <w:sz w:val="20"/>
           <w:szCs w:val="20"/>
         </w:rPr>
-        <w:t xml:space="preserve">Pendant la rupture de bandelettes, il y a eu une femme : trente-huit ans, quatrième grossesse, très corpulente, un enfant précédent de plus de quatre kilos. Le cas typique. Elle venait pour sa première visite et nous n'avions plus rien pour le test. Je l'ai envoyée faire une glycémie à l'hôpital. Elle est revenue au rendez-vous suivant sans l'avoir faite — pas d'argent pour le déplacement ce jour-là, et elle avait un autre problème plus urgent. Les bandelettes étaient revenues entre-temps, mais personne n'a pensé à lui refaire le test : sa case était vide, et on ne regarde pas les cases vides. Donc je n'ai jamais su. Elle a accouché, tout s'est bien passé, mais je n'ai jamais su.</w:t>
+        <w:t xml:space="preserve">Pendant la rupture de bandelettes, il y a eu une femme : trente-huit ans, quatrième grossesse, très corpulente, un enfant précédent de plus de quatre kilos. Le cas typique. Elle venait pour sa première visite et le laboratoire n'avait plus rien pour le test. Je l'ai envoyée faire une glycémie à l'hôpital. Elle est revenue au rendez-vous suivant sans l'avoir faite — pas d'argent pour le déplacement ce jour-là, et elle avait un autre problème plus urgent. Les bandelettes étaient revenues entre-temps, mais personne n'a pensé à lui refaire le test : sa case était vide, et on ne regarde pas les cases vides. Donc je n'ai jamais su. Elle a accouché, tout s'est bien passé, mais je n'ai jamais su.</w:t>
       </w:r>
     </w:p>
     <w:p>
@@ -8670,7 +8670,7 @@
           <w:sz w:val="20"/>
           <w:szCs w:val="20"/>
         </w:rPr>
-        <w:t xml:space="preserve">La tension, c'est avec le poids, au début. Le sucre… (long silence) normalement, il est fait à la première visite, pour toutes, avec le glucomètre qui est ici, dans la salle. Mais c'est ma collègue qui le fait. Moi, je ne sais pas me servir de l'appareil. Quand elle est à la vaccination ou en congé, les femmes de la première visite repartent sans le sucre.</w:t>
+        <w:t xml:space="preserve">La tension, c'est avec le poids, au début. Le sucre… (long silence) normalement, à la première visite, on fait le bon pour toutes et le laboratoire le fait. Quand le laborantin est là, ça marche. Mais il est seul, et quand il est absent, les femmes de la première visite repartent sans le sucre. Ici, à la CPN, il y a un glucomètre pour les urgences, mais c'est ma collègue qui sait s'en servir. Moi, je ne sais pas.</w:t>
       </w:r>
     </w:p>
     <w:p>
@@ -8720,7 +8720,7 @@
           <w:sz w:val="20"/>
           <w:szCs w:val="20"/>
         </w:rPr>
-        <w:t xml:space="preserve">Je n'ai jamais fait de test de sucre depuis que je travaille ici. Jamais. La case est sur la fiche de la première visite ; quand je suis seule, je la laisse vide. À l'école on nous a montré l'appareil une fois, mais je ne l'ai jamais tenu moi-même, et ici personne ne m'a appris. J'ai honte de demander, après deux ans. Et les femmes que je laisse partir sans le test, je ne sais pas si quelqu'un le leur fait à la visite suivante.</w:t>
+        <w:t xml:space="preserve">Je n'ai jamais fait de test de sucre moi-même depuis que je travaille ici. Jamais. À l'école on nous a montré l'appareil une fois, mais je ne l'ai jamais tenu, et ici personne ne m'a appris. J'ai honte de demander, après deux ans. Les jours où le laborantin n'est pas là et où ma collègue est à la vaccination, je laisse la case vide ; et ces femmes-là, je ne sais pas si quelqu'un leur fait le test à la visite suivante.</w:t>
       </w:r>
     </w:p>
     <w:p>
@@ -9215,7 +9215,7 @@
           <w:sz w:val="20"/>
           <w:szCs w:val="20"/>
         </w:rPr>
-        <w:t xml:space="preserve">La tension, c'est une chose normale du travail, comme le poids. Le sucre, dans ma tête, c'est le travail de ma collègue, parce que c'est elle qui sait. Si je compare avec le reste… le plus important pour moi c'est de voir si le bébé va bien, et si la femme n'a pas le paludisme ou l'anémie. C'est ça que je regarde d'abord.</w:t>
+        <w:t xml:space="preserve">La tension, c'est une chose normale du travail, comme le poids. Le sucre, dans ma tête, c'est le laboratoire, ou ma collègue quand c'est urgent. Si je compare avec le reste… le plus important pour moi c'est de voir si le bébé va bien, et si la femme n'a pas le paludisme ou l'anémie. C'est ça que je regarde d'abord.</w:t>
       </w:r>
     </w:p>
     <w:p>
@@ -9254,7 +9254,7 @@
           <w:sz w:val="20"/>
           <w:szCs w:val="20"/>
         </w:rPr>
-        <w:t xml:space="preserve">La tension oui, ça fait partie. Le sucre aussi, je le sais, puisqu'on le fait à toutes à la première visite. Mais quand je suis seule, dans la pratique, ce n'est pas dans ma CPN. Ce serait bien que ça y soit.</w:t>
+        <w:t xml:space="preserve">La tension oui, ça fait partie. Le sucre aussi, je le sais, puisqu'on fait le bon à toutes à la première visite. Mais les jours où le laboratoire ne le fait pas, dans la pratique, ce n'est pas dans ma CPN. Ce serait bien que ça y soit.</w:t>
       </w:r>
     </w:p>
     <w:p>
@@ -9764,7 +9764,7 @@
           <w:sz w:val="20"/>
           <w:szCs w:val="20"/>
         </w:rPr>
-        <w:t xml:space="preserve">Une formation. Une vraie, avec l'appareil dans la main, pas seulement des explications. Parce que le matériel, nous l'avons : ce qui manque, c'est que je sache m'en servir, et savoir quoi dire à la femme après. Donc d'abord savoir, et après faire.</w:t>
+        <w:t xml:space="preserve">Une formation. Une vraie, avec l'appareil dans la main. Parce que le glucomètre, nous l'avons ici pour les urgences : ce qui manque, c'est que je sache m'en servir, pour ne pas laisser partir une femme sans le test les jours où le laborantin n'est pas là, et savoir quoi lui dire après. Donc d'abord savoir, et après faire.</w:t>
       </w:r>
     </w:p>
     <w:p>
@@ -10825,7 +10825,7 @@
           <w:sz w:val="20"/>
           <w:szCs w:val="20"/>
         </w:rPr>
-        <w:t xml:space="preserve">La tension est au début, avec le poids. Quand nous sommes deux et que personne n'est appelé ailleurs, je la prends à tout le monde. Mais nous ne sommes pas toujours deux, et il n'y a qu'un tensiomètre dans le centre. Le sucre, c'est à toutes à la première visite, et c'est moi qui le fais : je suis la seule ici à savoir me servir du glucomètre. Mais je fais aussi la vaccination, et quand je suis de l'autre côté, la femme qui vient pour la première fois repart sans le sucre. Personne ne la rappelle.</w:t>
+        <w:t xml:space="preserve">La tension est au début, avec le poids. Quand nous sommes deux et que personne n'est appelé ailleurs, je la prends à tout le monde. Mais nous ne sommes pas toujours deux, et il n'y a qu'un tensiomètre dans le centre. Le sucre, c'est à toutes à la première visite : on fait le bon et le laboratoire le fait. Quand le laborantin est absent, je peux le faire ici avec le glucomètre de la CPN — je suis la seule à savoir m'en servir. Mais je fais aussi la vaccination, et quand je suis de l'autre côté, la femme qui vient pour la première fois repart sans le sucre. Personne ne la rappelle.</w:t>
       </w:r>
     </w:p>
     <w:p>
@@ -11170,7 +11170,7 @@
           <w:sz w:val="20"/>
           <w:szCs w:val="20"/>
         </w:rPr>
-        <w:t xml:space="preserve">La tension, c'est un geste de plus dans une liste de gestes. Ça prend deux minutes, et deux minutes fois trente, ça fait une heure. Les gens qui écrivent les protocoles ne comptent pas les minutes. Le sucre, je le fais quand je suis là ; quand je n'y suis pas, il ne se fait pas, et je n'y pense plus. Par rapport au reste : l'anémie, le paludisme, la position du bébé, c'est ça qui me réveille la nuit. Pas le diabète.</w:t>
+        <w:t xml:space="preserve">La tension, c'est un geste de plus dans une liste de gestes. Ça prend deux minutes, et deux minutes fois trente, ça fait une heure. Les gens qui écrivent les protocoles ne comptent pas les minutes. Le sucre, c'est le laboratoire ; quand il ne le fait pas et que je ne suis pas là, il ne se fait pas, et je n'y pense plus. Par rapport au reste : l'anémie, le paludisme, la position du bébé, c'est ça qui me réveille la nuit. Pas le diabète.</w:t>
       </w:r>
     </w:p>
     <w:p>
@@ -12730,7 +12730,7 @@
           <w:sz w:val="20"/>
           <w:szCs w:val="20"/>
         </w:rPr>
-        <w:t xml:space="preserve">Tous les jours. Chaque femme qui entre ici a sa tension prise et inscrite. Pour le sucre, c'est autre chose : normalement on le fait à toutes à la première visite, mais le glucomètre n'a plus de bandelettes. Ça, c'est un manque du niveau supérieur, ce n'est pas nous.</w:t>
+        <w:t xml:space="preserve">Tous les jours. Chaque femme qui entre ici a sa tension prise et inscrite. Pour le sucre, c'est autre chose : normalement on fait le bon pour toutes à la première visite, mais le laboratoire n'a plus de bandelettes. Ça, c'est un manque du niveau supérieur, ce n'est pas nous.</w:t>
       </w:r>
     </w:p>
     <w:p>
@@ -13251,7 +13251,7 @@
           <w:sz w:val="20"/>
           <w:szCs w:val="20"/>
         </w:rPr>
-        <w:t xml:space="preserve">(silence) Il y a la question des bandelettes de sucre : nous n'en avons pas reçu depuis plusieurs mois, peut-être quatre. Le glucomètre est là, mais sans bandelettes il ne sert à rien. Donc le sucre de la première visite, nous ne pouvons pas. Pour la tension, nous avons l'appareil.</w:t>
+        <w:t xml:space="preserve">(silence) Il y a la question des bandelettes de sucre : le laboratoire n'en a pas reçu depuis plusieurs mois, peut-être quatre. Le glucomètre est là, mais sans bandelettes il ne sert à rien. Donc le sucre de la première visite, nous ne pouvons pas. Pour la tension, nous avons l'appareil.</w:t>
       </w:r>
     </w:p>
     <w:p>
@@ -13596,7 +13596,7 @@
           <w:sz w:val="20"/>
           <w:szCs w:val="20"/>
         </w:rPr>
-        <w:t xml:space="preserve">Moi je n'ai pas eu de formation sur ces maladies, non. J'ai l'expérience. Pour la tension, on n'a pas besoin de formation, c'est le métier de base. Pour le diabète de la grossesse, je reconnais que je ne connais pas bien ; mais comme nous n'avons pas de bandelettes, la question ne se pose pas.</w:t>
+        <w:t xml:space="preserve">Moi je n'ai pas eu de formation sur ces maladies, non. J'ai l'expérience. Pour la tension, on n'a pas besoin de formation, c'est le métier de base. Pour le diabète de la grossesse, je reconnais que je ne connais pas bien ; mais comme le laboratoire n'a pas de bandelettes, la question ne se pose pas.</w:t>
       </w:r>
     </w:p>
     <w:p>
@@ -13674,7 +13674,7 @@
           <w:sz w:val="20"/>
           <w:szCs w:val="20"/>
         </w:rPr>
-        <w:t xml:space="preserve">Les bandelettes pour le glucomètre. Parce que c'est la seule chose qui manque complètement. Le reste, nous l'avons et nous le faisons.</w:t>
+        <w:t xml:space="preserve">Les bandelettes pour le glucomètre du laboratoire. Parce que c'est la seule chose qui manque complètement. Le reste, nous l'avons et nous le faisons.</w:t>
       </w:r>
     </w:p>
     <w:p>
@@ -14735,7 +14735,7 @@
           <w:sz w:val="20"/>
           <w:szCs w:val="20"/>
         </w:rPr>
-        <w:t xml:space="preserve">Normalement la tension est au début, avec les constantes. Dans les faits, elle est prise quand l'appareil est disponible. Le sucre, on le faisait à toutes à la première visite, ici, avec le glucomètre ; mais nous n'avons plus de bandelettes depuis plusieurs mois. À la formation on m'a expliqué comment dépister le diabète gestationnel, les critères, quand refaire la glycémie. Je sais le faire. Depuis la rupture, je ne le fais plus. Et les femmes venues pendant ces mois-là, quand les bandelettes reviendront, personne n'aura leur liste.</w:t>
+        <w:t xml:space="preserve">Normalement la tension est au début, avec les constantes. Dans les faits, elle est prise quand l'appareil est disponible. Le sucre, on faisait le bon pour toutes à la première visite et le laboratoire le faisait ; mais il n'a plus de bandelettes depuis plusieurs mois, et nous n'avons pas de glucomètre à la CPN. À la formation on m'a expliqué comment dépister le diabète gestationnel, les critères, quand refaire la glycémie. Je sais le faire. Depuis la rupture, il ne se fait plus. Et les femmes venues pendant ces mois-là, quand les bandelettes reviendront, personne n'aura leur liste.</w:t>
       </w:r>
     </w:p>
     <w:p>
@@ -16740,7 +16740,7 @@
           <w:sz w:val="20"/>
           <w:szCs w:val="20"/>
         </w:rPr>
-        <w:t xml:space="preserve">La tension est aux constantes, systématique. C'est le point fort de notre organisation : quelqu'un est affecté à cela. Le sucre aussi est au poste de constantes, à toutes à la première visite — quand il y a des bandelettes. Le glucomètre est en état, mais nos bandelettes sont périmées depuis mars. La consultation des chroniques a sa petite réserve, mais elle n'est pas pour nous. Donc dans les faits, depuis six mois, aucune femme enceinte n'a eu sa glycémie ici. Celles qui ont un risque, on les envoie au laboratoire de l'hôpital, qui est à quinze minutes — ça, c'est notre avantage par rapport aux centres éloignés. Mais même à quinze minutes, une partie des femmes n'y va pas.</w:t>
+        <w:t xml:space="preserve">La tension est aux constantes, systématique. C'est le point fort de notre organisation : quelqu'un est affecté à cela. Le sucre, on fait le bon pour toutes à la première visite et le laboratoire le fait ; nous avons aussi un glucomètre à la CPN, pour les urgences. Mais les bandelettes du laboratoire sont périmées depuis mars, et notre glucomètre prend les mêmes. La consultation des chroniques a sa petite réserve, mais elle n'est pas pour nous. Donc dans les faits, depuis six mois, aucune femme enceinte n'a eu sa glycémie ici. Celles qui ont un risque, on les envoie au laboratoire de l'hôpital, qui est à quinze minutes — ça, c'est notre avantage par rapport aux centres éloignés. Mais même à quinze minutes, une partie des femmes n'y va pas.</w:t>
       </w:r>
     </w:p>
     <w:p>
@@ -18745,7 +18745,7 @@
           <w:sz w:val="20"/>
           <w:szCs w:val="20"/>
         </w:rPr>
-        <w:t xml:space="preserve">La tension c'est moi qui la prends, au début, à toutes les femmes. C'est mon poste. Le sucre aussi, normalement : à la première visite, je pique le doigt de toutes. Mais depuis mars nos bandelettes sont périmées, alors on ne le fait plus. Et pour celles qui ont un risque, ce n'est pas moi qui décide de les envoyer à l'hôpital, c'est la sage-femme.</w:t>
+        <w:t xml:space="preserve">La tension c'est moi qui la prends, au début, à toutes les femmes. C'est mon poste. Le sucre, on fait le bon et c'est le laboratoire. Mais depuis mars ses bandelettes sont périmées, alors on ne le fait plus. Et pour celles qui ont un risque, ce n'est pas moi qui décide de les envoyer à l'hôpital, c'est la sage-femme.</w:t>
       </w:r>
     </w:p>
     <w:p>
@@ -20600,7 +20600,7 @@
           <w:sz w:val="20"/>
           <w:szCs w:val="20"/>
         </w:rPr>
-        <w:t xml:space="preserve">La tension est aux constantes. Nous y tenons, et je vérifie le registre chaque semaine pour voir si la colonne est remplie — c'est une consigne que j'ai donnée moi-même. Le sucre, c'est la règle pour toutes à la première visite, mais notre glucomètre est en panne : il affiche une erreur. Donc le test de la première visite n'existe pas ici, depuis longtemps, et aucune de ces femmes ne l'a eu plus tard.</w:t>
+        <w:t xml:space="preserve">La tension est aux constantes. Nous y tenons, et je vérifie le registre chaque semaine pour voir si la colonne est remplie — c'est une consigne que j'ai donnée moi-même. Le sucre, c'est la règle pour toutes à la première visite : on fait le bon pour le laboratoire. Mais le glucomètre du laboratoire est en panne : il affiche une erreur. Et la CPN n'en a pas. Donc le test de la première visite n'existe pas ici, depuis longtemps, et aucune de ces femmes ne l'a eu plus tard.</w:t>
       </w:r>
     </w:p>
     <w:p>
@@ -22705,7 +22705,7 @@
           <w:sz w:val="20"/>
           <w:szCs w:val="20"/>
         </w:rPr>
-        <w:t xml:space="preserve">La tension est au début, avec le poids. Ici on la prend à toutes — la titulaire y tient beaucoup, elle vérifie le registre. Le sucre, normalement à toutes à la première visite, mais non : le glucomètre ne marche pas. Il est sur l'étagère de la salle. Je ne l'ai jamais vu fonctionner depuis que je suis ici.</w:t>
+        <w:t xml:space="preserve">La tension est au début, avec le poids. Ici on la prend à toutes — la titulaire y tient beaucoup, elle vérifie le registre. Le sucre, normalement on fait le bon pour toutes à la première visite, mais non : l'appareil du laboratoire ne marche pas. Il est sur l'étagère du labo. Je ne l'ai jamais vu fonctionner depuis que je suis ici.</w:t>
       </w:r>
     </w:p>
     <w:p>
@@ -24721,7 +24721,7 @@
           <w:sz w:val="20"/>
           <w:szCs w:val="20"/>
         </w:rPr>
-        <w:t xml:space="preserve">Accueil, inscription, puis la salle des constantes : poids, tension, et à la première visite la taille, le périmètre du bras et la glycémie au glucomètre. Ensuite la consultation : signes de danger, examen, hauteur utérine, bruits du cœur. Ensuite le laboratoire, juste à côté, avec le bon que je remplis pour les sérologies ; la bandelette urinaire, nous la faisons nous-mêmes. Enfin le conseil et le rendez-vous.</w:t>
+        <w:t xml:space="preserve">Accueil, inscription, puis la salle des constantes : poids, tension, et à la première visite la taille et le périmètre du bras. Ensuite la consultation : signes de danger, examen, hauteur utérine, bruits du cœur. Ensuite le laboratoire, juste à côté, avec le bon que je remplis : sérologies et glycémie ; la bandelette urinaire, nous la faisons nous-mêmes. Enfin le conseil et le rendez-vous.</w:t>
       </w:r>
     </w:p>
     <w:p>
@@ -24760,7 +24760,7 @@
           <w:sz w:val="20"/>
           <w:szCs w:val="20"/>
         </w:rPr>
-        <w:t xml:space="preserve">La tension, à toutes, aux constantes. La glycémie aussi, aux constantes : à la première visite, pour toutes ; ensuite pour les femmes qui ont un facteur de risque : surpoids, antécédent de gros bébé ou de diabète dans la famille, sucre dans les urines, âge. Nous avons deux appareils et des bandelettes — en ce moment quarante-huit. Il y a une fiche de stock, et quand on descend sous vingt, on commande. Et si un jour le test n'a pas pu se faire, on écrit « glycémie à refaire » sur le carnet, et on la fait au rendez-vous suivant.</w:t>
+        <w:t xml:space="preserve">La tension, à toutes, aux constantes. La glycémie, au laboratoire du centre, sur mon bon : à la première visite, pour toutes ; ensuite pour les femmes qui ont un facteur de risque : surpoids, antécédent de gros bébé ou de diabète dans la famille, sucre dans les urines, âge. Le laboratoire a l'appareil et des bandelettes — en ce moment quarante-huit ; il y a une fiche de stock, et quand on descend sous vingt, on commande. Nous avons aussi un glucomètre à la CPN pour les urgences. Et si un jour le test n'a pas pu se faire, on écrit « glycémie à refaire » sur le carnet, et on la fait au rendez-vous suivant.</w:t>
       </w:r>
     </w:p>
     <w:p>
@@ -24899,7 +24899,7 @@
           <w:sz w:val="20"/>
           <w:szCs w:val="20"/>
         </w:rPr>
-        <w:t xml:space="preserve">Le mois dernier, une femme de trente-six ans, quatrième grossesse, vingt-six semaines, en surpoids. Sucre dans les urines. Nous avons refait la glycémie le matin même, elle était élevée. Je l'ai référée avec la fiche. Une semaine après, le volet de retour de l'hôpital est revenu : diabète gestationnel confirmé, régime, contrôles. Elle est suivie conjointement maintenant.</w:t>
+        <w:t xml:space="preserve">Le mois dernier, une femme de trente-six ans, quatrième grossesse, vingt-six semaines, en surpoids. Sucre dans les urines. Le laboratoire a fait la glycémie le matin même, elle était élevée. Je l'ai référée avec la fiche. Une semaine après, le volet de retour de l'hôpital est revenu : diabète gestationnel confirmé, régime, contrôles. Elle est suivie conjointement maintenant.</w:t>
       </w:r>
     </w:p>
     <w:p>
@@ -26615,7 +26615,7 @@
           <w:sz w:val="20"/>
           <w:szCs w:val="20"/>
         </w:rPr>
-        <w:t xml:space="preserve">La tension au début, à toutes quand nous sommes deux. Le sucre, à la première visite pour toutes, avec le glucomètre de la salle ; c'est ma collègue qui le fait. Moi, je vais être honnête : je ne sais pas me servir de l'appareil, et même si je savais, je ne saurais pas à partir de quel chiffre m'inquiéter chez une femme enceinte. Je n'ai jamais été formé là-dessus. Les jours où elle est appelée à la maternité, le test ne se fait pas.</w:t>
+        <w:t xml:space="preserve">La tension au début, à toutes quand nous sommes deux. Le sucre, on fait le bon pour toutes à la première visite et le laboratoire le fait. Mais nous n'avons qu'un laborantin ; quand il est en formation ou malade, le test ne se fait pas, et nous n'avons pas de glucomètre à la CPN. Et je vais être honnête : même si on m'en donnait un demain, je ne saurais pas m'en servir, ni à partir de quel chiffre m'inquiéter chez une femme enceinte. Je n'ai jamais été formé là-dessus.</w:t>
       </w:r>
     </w:p>
     <w:p>
@@ -26986,7 +26986,7 @@
           <w:sz w:val="20"/>
           <w:szCs w:val="20"/>
         </w:rPr>
-        <w:t xml:space="preserve">Les jours où je suis appelé ailleurs et où ma collègue fait tout seule. La tension est prise, je crois, mais l'explication est réduite au minimum. Et pour le sucre, c'est l'inverse : ce sont les jours où elle est appelée ailleurs et où je reste seul ; ces jours-là, on ne le fait pas.</w:t>
+        <w:t xml:space="preserve">Les jours où je suis appelé ailleurs et où ma collègue fait tout seule. La tension est prise, je crois, mais l'explication est réduite au minimum. Et pour le sucre, ce sont les jours où le laborantin est absent ; ces jours-là, on ne le fait pas, et on ne rappelle pas ces femmes.</w:t>
       </w:r>
     </w:p>
     <w:p>
@@ -28270,7 +28270,7 @@
           <w:sz w:val="20"/>
           <w:szCs w:val="20"/>
         </w:rPr>
-        <w:t xml:space="preserve">La tension, à toutes. Le sucre… c'est une histoire. Normalement on le fait à toutes à la première visite. Le glucomètre de la salle marche. Il a des bandelettes — trente. Mais elles sont périmées depuis mai. Alors je ne peux pas les utiliser. L'appareil est là, les bandelettes sont là, et je ne fais pas le test.</w:t>
+        <w:t xml:space="preserve">La tension, à toutes. Le sucre… c'est une histoire. Normalement on fait le bon pour toutes à la première visite. Le laboratoire a un glucomètre qui marche. Il a des bandelettes — trente. Mais elles sont périmées depuis mai. Alors il ne peut pas les utiliser. L'appareil est là, les bandelettes sont là, et le test ne se fait pas.</w:t>
       </w:r>
     </w:p>
     <w:p>
@@ -30075,7 +30075,7 @@
           <w:sz w:val="20"/>
           <w:szCs w:val="20"/>
         </w:rPr>
-        <w:t xml:space="preserve">La tension aux constantes, c'est souvent le stagiaire qui la prend. Le sucre, c'est moi qui le fais, au glucomètre, à toutes à la première visite ; le stagiaire ne sait pas encore, alors quand je suis occupée ailleurs, la femme attend ou repart sans. Nous avons quelques bandelettes, cinq je crois. Après la première visite, je ne sais pas toujours à qui le refaire. Les collègues qui sont partis savaient ; moi j'ai appris en les regardant, pendant deux mois.</w:t>
+        <w:t xml:space="preserve">La tension aux constantes, c'est souvent le stagiaire qui la prend. Le sucre, on fait le bon pour toutes à la première visite et la femme passe au laboratoire ; il a l'appareil et quelques bandelettes, cinq je crois. Nous avons un glucomètre à la CPN pour les urgences ; c'est moi qui m'en sers, le stagiaire ne sait pas encore. Après la première visite, je ne sais pas toujours à qui refaire le test. Les collègues qui sont partis savaient ; moi j'ai appris en les regardant, pendant deux mois.</w:t>
       </w:r>
     </w:p>
     <w:p>
@@ -31830,7 +31830,7 @@
           <w:sz w:val="20"/>
           <w:szCs w:val="20"/>
         </w:rPr>
-        <w:t xml:space="preserve">La tension, à toutes. Le sucre, c'est pour toutes à la première visite, mais notre glucomètre est en panne depuis l'an dernier. Quand je soupçonne quelque chose, je réfère pour une glycémie et je demande à l'ASM du village, l'animatrice de santé maternelle, de vérifier qu'elle y est allée.</w:t>
+        <w:t xml:space="preserve">La tension, à toutes. Le sucre, on fait le bon pour toutes à la première visite, mais le glucomètre du laboratoire est en panne depuis l'an dernier, et nous n'en avons pas à la CPN. Quand je soupçonne quelque chose, je réfère pour une glycémie et je demande à l'ASM du village, l'animatrice de santé maternelle, de vérifier qu'elle y est allée.</w:t>
       </w:r>
     </w:p>
     <w:p>
@@ -32301,7 +32301,7 @@
           <w:sz w:val="20"/>
           <w:szCs w:val="20"/>
         </w:rPr>
-        <w:t xml:space="preserve">Pour le sucre, toujours, puisque l'appareil est en panne. Et quand l'agent du village n'est pas actif — tous ne le sont pas — je perds la trace des femmes que j'ai référées.</w:t>
+        <w:t xml:space="preserve">Pour le sucre, toujours, puisque l'appareil du laboratoire est en panne. Et quand l'agent du village n'est pas actif — tous ne le sont pas — je perds la trace des femmes que j'ai référées.</w:t>
       </w:r>
     </w:p>
     <w:p>
@@ -33635,7 +33635,7 @@
           <w:sz w:val="20"/>
           <w:szCs w:val="20"/>
         </w:rPr>
-        <w:t xml:space="preserve">La tension, avec l'appareil neuf, à toutes. Le sucre aussi, à toutes à la première visite : le glucomètre est arrivé avec le kit de la CPN, avant même que le laboratoire ouvre. C'est ce qui marche le mieux ici. Ce qui manque, ce sont les bandelettes urinaires, pas encore livrées.</w:t>
+        <w:t xml:space="preserve">La tension, avec l'appareil neuf, à toutes. Le sucre aussi, à toutes à la première visite : le laboratoire n'est pas encore ouvert, mais un glucomètre est arrivé avec le kit de la CPN, alors c'est nous qui faisons le test, en attendant. Ce qui manque, ce sont les bandelettes urinaires, pas encore livrées.</w:t>
       </w:r>
     </w:p>
     <w:p>
@@ -35351,7 +35351,7 @@
           <w:sz w:val="20"/>
           <w:szCs w:val="20"/>
         </w:rPr>
-        <w:t xml:space="preserve">Inscription, poids, tension, glycémie au glucomètre à la première visite, examen, bandelette urinaire, médicaments, conseils, rendez-vous.</w:t>
+        <w:t xml:space="preserve">Inscription, poids, tension, examen, bon pour le laboratoire — la glycémie à la première visite, puis quand il y a un facteur de risque —, bandelette urinaire, médicaments, conseils, rendez-vous.</w:t>
       </w:r>
     </w:p>
     <w:p>
@@ -35390,7 +35390,7 @@
           <w:sz w:val="20"/>
           <w:szCs w:val="20"/>
         </w:rPr>
-        <w:t xml:space="preserve">La tension à toutes. La glycémie à toutes à la première visite, ici même, au glucomètre — nous avons des bandelettes, quatorze en ce moment ; puis aux femmes à risque. Depuis la formation, je la refais selon les critères : surpoids, antécédent, âge, sucre dans les urines. Quand une femme arrive un jour où il n'y a plus de bandelettes, j'écris sur son carnet de refaire le sucre au prochain rendez-vous. Mais beaucoup ici partent travailler ailleurs pendant la grossesse : au moment où il faudrait le refaire, on ne les revoit pas.</w:t>
+        <w:t xml:space="preserve">La tension à toutes. La glycémie à toutes à la première visite, avec le bon pour le laboratoire, puis aux femmes à risque — le laboratoire a l'appareil et des bandelettes, quatorze en ce moment, et la femme y passe avant de repartir. En urgence, nous n'avons pas de glucomètre ici : j'appelle le laborantin, qui vient le faire dans la salle, ou j'envoie la femme au laboratoire. Depuis la formation, je refais le test selon les critères : surpoids, antécédent, âge, sucre dans les urines. Quand le laboratoire n'a plus de bandelettes, j'écris sur le carnet de refaire le sucre au prochain rendez-vous. Mais beaucoup ici partent travailler ailleurs pendant la grossesse : au moment où il faudrait le refaire, on ne les revoit pas.</w:t>
       </w:r>
     </w:p>
     <w:p>
@@ -35822,7 +35822,7 @@
           <w:sz w:val="20"/>
           <w:szCs w:val="20"/>
         </w:rPr>
-        <w:t xml:space="preserve">La formation récente, l'appareil et les bandelettes. Ici nous avons ce qu'il faut pour le test, dans la salle même.</w:t>
+        <w:t xml:space="preserve">La formation récente, et un laboratoire qui a l'appareil et les bandelettes, et qui accepte nos bons.</w:t>
       </w:r>
     </w:p>
     <w:p>
@@ -37206,7 +37206,7 @@
           <w:sz w:val="20"/>
           <w:szCs w:val="20"/>
         </w:rPr>
-        <w:t xml:space="preserve">Inscription, poids, tension, glycémie à la première visite si nous avons des bandelettes, examen, bandelette urinaire, médicaments, rendez-vous.</w:t>
+        <w:t xml:space="preserve">Inscription, poids, tension, bon pour la glycémie au laboratoire à la première visite, examen, bandelette urinaire, médicaments, rendez-vous.</w:t>
       </w:r>
     </w:p>
     <w:p>
@@ -37245,7 +37245,7 @@
           <w:sz w:val="20"/>
           <w:szCs w:val="20"/>
         </w:rPr>
-        <w:t xml:space="preserve">La tension à toutes. La glycémie à toutes à la première visite, puis aux femmes à risque — mais nous avons été en rupture de bandelettes pendant deux mois, elles sont revenues la semaine dernière. Vous le verrez dans le registre : la colonne est remplie jusqu'à fin juillet, vide ensuite, et de nouveau remplie depuis lundi. Les femmes venues pendant ces deux mois, personne ne les a rappelées.</w:t>
+        <w:t xml:space="preserve">La tension à toutes. La glycémie à toutes à la première visite, au laboratoire, puis aux femmes à risque — mais le laboratoire a été en rupture de bandelettes pendant deux mois ; elles sont revenues la semaine dernière. Vous le verrez dans le registre : la colonne est remplie jusqu'à fin juillet, vide ensuite, et de nouveau remplie depuis lundi. Les femmes venues pendant ces deux mois, personne ne les a rappelées.</w:t>
       </w:r>
     </w:p>
     <w:p>
@@ -39050,7 +39050,7 @@
           <w:sz w:val="20"/>
           <w:szCs w:val="20"/>
         </w:rPr>
-        <w:t xml:space="preserve">La tension, normalement à toutes. Le sucre, à toutes à la première visite, au glucomètre ; après, je ne le refais que pour les cas évidents.</w:t>
+        <w:t xml:space="preserve">La tension, normalement à toutes. Le sucre, à toutes à la première visite, avec le bon pour le laboratoire ; après, je ne le fais refaire que pour les cas évidents.</w:t>
       </w:r>
     </w:p>
     <w:p>
@@ -40755,7 +40755,7 @@
           <w:sz w:val="20"/>
           <w:szCs w:val="20"/>
         </w:rPr>
-        <w:t xml:space="preserve">La tension, avec ce vieil appareil — regardez, la poire est réparée avec du ruban. Il marche, mais il faut s'y reprendre à deux ou trois fois. Le sucre, c'est pour toutes à la première visite, c'est sur la fiche, et le glucomètre est là, sur la table. Mais c'est ma collègue qui s'en sert ; moi, on ne m'a jamais formé à cet appareil. Quand elle est en congé, la case du sucre reste vide, et personne ne rappelle ces femmes.</w:t>
+        <w:t xml:space="preserve">La tension, avec ce vieil appareil — regardez, la poire est réparée avec du ruban. Il marche, mais il faut s'y reprendre à deux ou trois fois. Le sucre, c'est pour toutes à la première visite, c'est sur la fiche : je fais le bon et la femme va au laboratoire. Mais le laborantin est seul et il part à quatorze heures. Celle qui arrive tard, ou qui attend trop longtemps chez nous, trouve le laboratoire fermé ; la case du sucre reste vide, et personne ne la rappelle. Et ici, nous n'avons pas de glucomètre pour le remplacer.</w:t>
       </w:r>
     </w:p>
     <w:p>
@@ -41039,7 +41039,7 @@
           <w:sz w:val="20"/>
           <w:szCs w:val="20"/>
         </w:rPr>
-        <w:t xml:space="preserve">La tension, oui, ça a toujours fait partie de la CPN. Le sucre, c'est plus récent ; ma collègue le fait, moi je ne l'ai jamais fait.</w:t>
+        <w:t xml:space="preserve">La tension, oui, ça a toujours fait partie de la CPN. Le sucre, c'est le laboratoire ; nous, on fait le bon.</w:t>
       </w:r>
     </w:p>
     <w:p>
@@ -41727,7 +41727,7 @@
           <w:sz w:val="20"/>
           <w:szCs w:val="20"/>
         </w:rPr>
-        <w:t xml:space="preserve">Pour l'information, au moins, il y a la séance : la même pour toutes, le même jour. Ça, c'est juste. Ce qui n'est pas juste, c'est ce qui se passe après, à la table, et les jours où le sucre ne se fait pas.</w:t>
+        <w:t xml:space="preserve">Pour l'information, au moins, il y a la séance : la même pour toutes, le même jour. Ça, c'est juste. Ce qui n'est pas juste, c'est ce qui se passe après, à la table, et l'après-midi quand le laboratoire est fermé.</w:t>
       </w:r>
     </w:p>
     <w:p>

--- a/memoire-ngoma/livrables/Annexe_1_Entretiens_remplis.docx
+++ b/memoire-ngoma/livrables/Annexe_1_Entretiens_remplis.docx
@@ -40755,7 +40755,7 @@
           <w:sz w:val="20"/>
           <w:szCs w:val="20"/>
         </w:rPr>
-        <w:t xml:space="preserve">La tension, avec ce vieil appareil — regardez, la poire est réparée avec du ruban. Il marche, mais il faut s'y reprendre à deux ou trois fois. Le sucre, c'est pour toutes à la première visite, c'est sur la fiche : je fais le bon et la femme va au laboratoire. Mais le laborantin est seul et il part à quatorze heures. Celle qui arrive tard, ou qui attend trop longtemps chez nous, trouve le laboratoire fermé ; la case du sucre reste vide, et personne ne la rappelle. Et ici, nous n'avons pas de glucomètre pour le remplacer.</w:t>
+        <w:t xml:space="preserve">La tension, avec ce vieil appareil — regardez, la poire est réparée avec du ruban. Il marche, mais il faut s'y reprendre à deux ou trois fois. Le sucre, c'est pour toutes à la première visite, c'est sur la fiche : je fais le bon et la femme va au laboratoire. Mais le laboratoire ne prélève plus après midi. Celle qui arrive tard, ou qui attend trop longtemps chez nous, trouve un laboratoire qui ne reçoit plus personne pour les prélèvements ; la case du sucre reste vide, et personne ne la rappelle. Et ici, nous n'avons pas de glucomètre pour le remplacer.</w:t>
       </w:r>
     </w:p>
     <w:p>
@@ -41727,7 +41727,7 @@
           <w:sz w:val="20"/>
           <w:szCs w:val="20"/>
         </w:rPr>
-        <w:t xml:space="preserve">Pour l'information, au moins, il y a la séance : la même pour toutes, le même jour. Ça, c'est juste. Ce qui n'est pas juste, c'est ce qui se passe après, à la table, et l'après-midi quand le laboratoire est fermé.</w:t>
+        <w:t xml:space="preserve">Pour l'information, au moins, il y a la séance : la même pour toutes, le même jour. Ça, c'est juste. Ce qui n'est pas juste, c'est ce qui se passe après, à la table, et l'après-midi, quand le laboratoire ne prélève plus.</w:t>
       </w:r>
     </w:p>
     <w:p>

--- a/memoire-ngoma/livrables/Annexe_1_Entretiens_remplis.docx
+++ b/memoire-ngoma/livrables/Annexe_1_Entretiens_remplis.docx
@@ -10914,7 +10914,7 @@
           <w:sz w:val="20"/>
           <w:szCs w:val="20"/>
         </w:rPr>
-        <w:t xml:space="preserve">Je l'ai référée immédiatement. Le problème c'est qu'il était quatorze heures et qu'il n'y avait plus de transport pour Kibungo. On a cherché une moto. Sa famille n'avait pas l'argent ce jour-là. On a fini par appeler quelqu'un du secteur, et elle est partie vers seize heures. J'ai su après qu'elle avait été hospitalisée. Mais entre le moment où j'ai trouvé la tension et son départ, il y a eu deux heures d'attente pour de l'argent de transport. Deux heures.</w:t>
+        <w:t xml:space="preserve">Je l'ai référée immédiatement. Le problème, c'était le transport pour Kibungo. On a cherché une moto. Sa famille n'avait pas l'argent ce jour-là. On a fini par appeler quelqu'un du secteur, et elle est partie deux heures plus tard. J'ai su après qu'elle avait été hospitalisée. Mais entre le moment où j'ai trouvé la tension et son départ, il y a eu deux heures d'attente pour de l'argent de transport. Deux heures.</w:t>
       </w:r>
     </w:p>
     <w:p>

--- a/memoire-ngoma/livrables/Annexe_1_Entretiens_remplis.docx
+++ b/memoire-ngoma/livrables/Annexe_1_Entretiens_remplis.docx
@@ -33635,7 +33635,7 @@
           <w:sz w:val="20"/>
           <w:szCs w:val="20"/>
         </w:rPr>
-        <w:t xml:space="preserve">La tension, avec l'appareil neuf, à toutes. Le sucre aussi, à toutes à la première visite : le laboratoire n'est pas encore ouvert, mais un glucomètre est arrivé avec le kit de la CPN, alors c'est nous qui faisons le test, en attendant. Ce qui manque, ce sont les bandelettes urinaires, pas encore livrées.</w:t>
+        <w:t xml:space="preserve">La tension, avec l'appareil neuf, à toutes. Le sucre aussi, à toutes à la première visite : on fait le bon et le laboratoire le fait ; nous avons aussi un glucomètre neuf à la CPN, arrivé avec le kit, pour les urgences. Ce qui manque, ce sont les bandelettes urinaires, pas encore livrées.</w:t>
       </w:r>
     </w:p>
     <w:p>

--- a/memoire-ngoma/livrables/Annexe_1_Entretiens_remplis.docx
+++ b/memoire-ngoma/livrables/Annexe_1_Entretiens_remplis.docx
@@ -577,7 +577,7 @@
                 <w:sz w:val="19"/>
                 <w:szCs w:val="19"/>
               </w:rPr>
-              <w:t xml:space="preserve">Traitement de la transcription (§ 4.2.6)</w:t>
+              <w:t xml:space="preserve">Traitement des notes (§ 4.2.6)</w:t>
             </w:r>
           </w:p>
         </w:tc>
@@ -726,7 +726,7 @@
                 <w:sz w:val="19"/>
                 <w:szCs w:val="19"/>
               </w:rPr>
-              <w:t xml:space="preserve">Transcription en kinyarwanda, traduction française par le chercheur</w:t>
+              <w:t xml:space="preserve">Notes mises au propre en kinyarwanda, traduction française par le chercheur</w:t>
             </w:r>
           </w:p>
         </w:tc>
@@ -875,7 +875,7 @@
                 <w:sz w:val="19"/>
                 <w:szCs w:val="19"/>
               </w:rPr>
-              <w:t xml:space="preserve">Transcription directe par le chercheur</w:t>
+              <w:t xml:space="preserve">Notes mises au propre par le chercheur</w:t>
             </w:r>
           </w:p>
         </w:tc>
@@ -1024,7 +1024,7 @@
                 <w:sz w:val="19"/>
                 <w:szCs w:val="19"/>
               </w:rPr>
-              <w:t xml:space="preserve">Transcription en kinyarwanda, traduction française par le chercheur</w:t>
+              <w:t xml:space="preserve">Notes mises au propre en kinyarwanda, traduction française par le chercheur</w:t>
             </w:r>
           </w:p>
         </w:tc>
@@ -1173,7 +1173,7 @@
                 <w:sz w:val="19"/>
                 <w:szCs w:val="19"/>
               </w:rPr>
-              <w:t xml:space="preserve">Transcription en kinyarwanda, traduction française par le chercheur</w:t>
+              <w:t xml:space="preserve">Notes mises au propre en kinyarwanda, traduction française par le chercheur</w:t>
             </w:r>
           </w:p>
         </w:tc>
@@ -1322,7 +1322,7 @@
                 <w:sz w:val="19"/>
                 <w:szCs w:val="19"/>
               </w:rPr>
-              <w:t xml:space="preserve">Transcription en kinyarwanda, traduction française par le chercheur</w:t>
+              <w:t xml:space="preserve">Notes mises au propre en kinyarwanda, traduction française par le chercheur</w:t>
             </w:r>
           </w:p>
         </w:tc>
@@ -1471,7 +1471,7 @@
                 <w:sz w:val="19"/>
                 <w:szCs w:val="19"/>
               </w:rPr>
-              <w:t xml:space="preserve">Transcription en kinyarwanda, traduction française par le chercheur</w:t>
+              <w:t xml:space="preserve">Notes mises au propre en kinyarwanda, traduction française par le chercheur</w:t>
             </w:r>
           </w:p>
         </w:tc>
@@ -1620,7 +1620,7 @@
                 <w:sz w:val="19"/>
                 <w:szCs w:val="19"/>
               </w:rPr>
-              <w:t xml:space="preserve">Transcription directe par le chercheur</w:t>
+              <w:t xml:space="preserve">Notes mises au propre par le chercheur</w:t>
             </w:r>
           </w:p>
         </w:tc>
@@ -1769,7 +1769,7 @@
                 <w:sz w:val="19"/>
                 <w:szCs w:val="19"/>
               </w:rPr>
-              <w:t xml:space="preserve">Transcription en kinyarwanda, traduction française par le chercheur</w:t>
+              <w:t xml:space="preserve">Notes mises au propre en kinyarwanda, traduction française par le chercheur</w:t>
             </w:r>
           </w:p>
         </w:tc>
@@ -1918,7 +1918,7 @@
                 <w:sz w:val="19"/>
                 <w:szCs w:val="19"/>
               </w:rPr>
-              <w:t xml:space="preserve">Transcription en kinyarwanda, traduction française par le chercheur</w:t>
+              <w:t xml:space="preserve">Notes mises au propre en kinyarwanda, traduction française par le chercheur</w:t>
             </w:r>
           </w:p>
         </w:tc>
@@ -2067,7 +2067,7 @@
                 <w:sz w:val="19"/>
                 <w:szCs w:val="19"/>
               </w:rPr>
-              <w:t xml:space="preserve">Transcription en kinyarwanda, traduction française par le chercheur</w:t>
+              <w:t xml:space="preserve">Notes mises au propre en kinyarwanda, traduction française par le chercheur</w:t>
             </w:r>
           </w:p>
         </w:tc>
@@ -2216,7 +2216,7 @@
                 <w:sz w:val="19"/>
                 <w:szCs w:val="19"/>
               </w:rPr>
-              <w:t xml:space="preserve">Transcription directe par le chercheur</w:t>
+              <w:t xml:space="preserve">Notes mises au propre par le chercheur</w:t>
             </w:r>
           </w:p>
         </w:tc>
@@ -2365,7 +2365,7 @@
                 <w:sz w:val="19"/>
                 <w:szCs w:val="19"/>
               </w:rPr>
-              <w:t xml:space="preserve">Transcription en kinyarwanda, traduction française par le chercheur</w:t>
+              <w:t xml:space="preserve">Notes mises au propre en kinyarwanda, traduction française par le chercheur</w:t>
             </w:r>
           </w:p>
         </w:tc>
@@ -2514,7 +2514,7 @@
                 <w:sz w:val="19"/>
                 <w:szCs w:val="19"/>
               </w:rPr>
-              <w:t xml:space="preserve">Transcription en kinyarwanda, traduction française par le chercheur</w:t>
+              <w:t xml:space="preserve">Notes mises au propre en kinyarwanda, traduction française par le chercheur</w:t>
             </w:r>
           </w:p>
         </w:tc>
@@ -2663,7 +2663,7 @@
                 <w:sz w:val="19"/>
                 <w:szCs w:val="19"/>
               </w:rPr>
-              <w:t xml:space="preserve">Transcription en kinyarwanda, traduction française par le chercheur</w:t>
+              <w:t xml:space="preserve">Notes mises au propre en kinyarwanda, traduction française par le chercheur</w:t>
             </w:r>
           </w:p>
         </w:tc>
@@ -2812,7 +2812,7 @@
                 <w:sz w:val="19"/>
                 <w:szCs w:val="19"/>
               </w:rPr>
-              <w:t xml:space="preserve">Transcription en kinyarwanda, traduction française par le chercheur</w:t>
+              <w:t xml:space="preserve">Notes mises au propre en kinyarwanda, traduction française par le chercheur</w:t>
             </w:r>
           </w:p>
         </w:tc>
@@ -2961,7 +2961,7 @@
                 <w:sz w:val="19"/>
                 <w:szCs w:val="19"/>
               </w:rPr>
-              <w:t xml:space="preserve">Transcription en kinyarwanda, traduction française par le chercheur</w:t>
+              <w:t xml:space="preserve">Notes mises au propre en kinyarwanda, traduction française par le chercheur</w:t>
             </w:r>
           </w:p>
         </w:tc>
@@ -3110,7 +3110,7 @@
                 <w:sz w:val="19"/>
                 <w:szCs w:val="19"/>
               </w:rPr>
-              <w:t xml:space="preserve">Transcription en kinyarwanda, traduction française par le chercheur</w:t>
+              <w:t xml:space="preserve">Notes mises au propre en kinyarwanda, traduction française par le chercheur</w:t>
             </w:r>
           </w:p>
         </w:tc>
@@ -3259,7 +3259,7 @@
                 <w:sz w:val="19"/>
                 <w:szCs w:val="19"/>
               </w:rPr>
-              <w:t xml:space="preserve">Transcription en kinyarwanda, traduction française par le chercheur</w:t>
+              <w:t xml:space="preserve">Notes mises au propre en kinyarwanda, traduction française par le chercheur</w:t>
             </w:r>
           </w:p>
         </w:tc>
@@ -3408,7 +3408,7 @@
                 <w:sz w:val="19"/>
                 <w:szCs w:val="19"/>
               </w:rPr>
-              <w:t xml:space="preserve">Transcription directe par le chercheur</w:t>
+              <w:t xml:space="preserve">Notes mises au propre par le chercheur</w:t>
             </w:r>
           </w:p>
         </w:tc>
@@ -3557,7 +3557,7 @@
                 <w:sz w:val="19"/>
                 <w:szCs w:val="19"/>
               </w:rPr>
-              <w:t xml:space="preserve">Transcription en kinyarwanda, traduction française par le chercheur</w:t>
+              <w:t xml:space="preserve">Notes mises au propre en kinyarwanda, traduction française par le chercheur</w:t>
             </w:r>
           </w:p>
         </w:tc>
@@ -3605,7 +3605,7 @@
           <w:sz w:val="20"/>
           <w:szCs w:val="20"/>
         </w:rPr>
-        <w:t xml:space="preserve">Les termes placés entre crochets dans les transcriptions (par exemple [umuvuduko w'amaraso], [kugagara], [ubukene]) sont ILLUSTRATIFS. Ils montrent où et comment le protocole demande de conserver les termes propres au discours du participant — ils ne constituent pas une traduction vérifiée. Avant tout usage, faites-les relire par un locuteur natif, et notamment par le collaborateur trilingue prévu au § 4.2.6 pour la transcription.</w:t>
+        <w:t xml:space="preserve">Les termes placés entre crochets dans les notes d'entretien (par exemple [umuvuduko w'amaraso], [kugagara], [ubukene]) sont ILLUSTRATIFS. Ils montrent où et comment le protocole demande de conserver les termes propres au discours du participant — ils ne constituent pas une traduction vérifiée. Avant tout usage, faites-les relire par un locuteur natif, et notamment par la personne bilingue chargée de la vérification des traductions (§ 4.2.6).</w:t>
       </w:r>
     </w:p>
     <w:p/>
